--- a/Sc387/dfs_bfs.docx
+++ b/Sc387/dfs_bfs.docx
@@ -2,7 +2,7 @@
 <file path=word/document.xml><?xml version="1.0" encoding="utf-8"?>
 <w:document xmlns:wpc="http://schemas.microsoft.com/office/word/2010/wordprocessingCanvas" xmlns:cx="http://schemas.microsoft.com/office/drawing/2014/chartex" xmlns:cx1="http://schemas.microsoft.com/office/drawing/2015/9/8/chartex" xmlns:mc="http://schemas.openxmlformats.org/markup-compatibility/2006" xmlns:o="urn:schemas-microsoft-com:office:office" xmlns:r="http://schemas.openxmlformats.org/officeDocument/2006/relationships" xmlns:m="http://schemas.openxmlformats.org/officeDocument/2006/math" xmlns:v="urn:schemas-microsoft-com:vml" xmlns:wp14="http://schemas.microsoft.com/office/word/2010/wordprocessingDrawing" xmlns:wp="http://schemas.openxmlformats.org/drawingml/2006/wordprocessingDrawing" xmlns:w10="urn:schemas-microsoft-com:office:word" xmlns:w="http://schemas.openxmlformats.org/wordprocessingml/2006/main" xmlns:w14="http://schemas.microsoft.com/office/word/2010/wordml" xmlns:w15="http://schemas.microsoft.com/office/word/2012/wordml" xmlns:w16se="http://schemas.microsoft.com/office/word/2015/wordml/symex" xmlns:wpg="http://schemas.microsoft.com/office/word/2010/wordprocessingGroup" xmlns:wpi="http://schemas.microsoft.com/office/word/2010/wordprocessingInk" xmlns:wne="http://schemas.microsoft.com/office/word/2006/wordml" xmlns:wps="http://schemas.microsoft.com/office/word/2010/wordprocessingShape" mc:Ignorable="w14 w15 w16se wp14">
   <w:body>
-    <w:p>
+    <w:p xmlns:wp14="http://schemas.microsoft.com/office/word/2010/wordml" wp14:textId="77777777">
       <w:pPr>
         <w:pStyle w:val="1"/>
         <w:spacing w:before="100" w:beforeAutospacing="1"/>
@@ -11,7 +11,7 @@
           <w:lang w:eastAsia="ja-JP"/>
         </w:rPr>
       </w:pPr>
-      <w:bookmarkStart w:id="0" w:name="header-n0"/>
+      <w:bookmarkStart w:name="header-n0" w:id="0"/>
       <w:r>
         <w:rPr>
           <w:rFonts w:hint="eastAsia"/>
@@ -22,7 +22,7 @@
       </w:r>
       <w:bookmarkEnd w:id="0"/>
     </w:p>
-    <w:p>
+    <w:p xmlns:wp14="http://schemas.microsoft.com/office/word/2010/wordml" wp14:textId="77777777">
       <w:pPr>
         <w:pStyle w:val="2"/>
         <w:rPr>
@@ -41,7 +41,7 @@
         <w:t>準備</w:t>
       </w:r>
     </w:p>
-    <w:p>
+    <w:p xmlns:wp14="http://schemas.microsoft.com/office/word/2010/wordml" wp14:textId="77777777">
       <w:pPr>
         <w:pStyle w:val="a0"/>
         <w:numPr>
@@ -61,7 +61,7 @@
         <w:t>[…] はノード(状態)のリストを表す．</w:t>
       </w:r>
     </w:p>
-    <w:p>
+    <w:p xmlns:wp14="http://schemas.microsoft.com/office/word/2010/wordml" wp14:textId="2EEBA707">
       <w:pPr>
         <w:pStyle w:val="a0"/>
         <w:numPr>
@@ -75,7 +75,6 @@
       </w:pPr>
       <w:r>
         <w:rPr>
-          <w:rFonts w:hint="eastAsia"/>
           <w:lang w:eastAsia="ja-JP"/>
         </w:rPr>
         <w:t>変数</w:t>
@@ -85,7 +84,15 @@
           <w:rFonts w:ascii="Times New Roman" w:hAnsi="Times New Roman" w:cs="Times New Roman"/>
           <w:lang w:eastAsia="ja-JP"/>
         </w:rPr>
-        <w:t>OL, CL, P</w:t>
+        <w:t xml:space="preserve">OL, CL, </w:t>
+      </w:r>
+      <w:r>
+        <w:rPr>
+          <w:rFonts w:ascii="Times New Roman" w:hAnsi="Times New Roman" w:cs="Times New Roman"/>
+          <w:vertAlign w:val="baseline"/>
+          <w:lang w:eastAsia="ja-JP"/>
+        </w:rPr>
+        <w:t>V</w:t>
       </w:r>
       <w:r>
         <w:rPr>
@@ -93,11 +100,10 @@
           <w:vertAlign w:val="subscript"/>
           <w:lang w:eastAsia="ja-JP"/>
         </w:rPr>
-        <w:t>A</w:t>
-      </w:r>
-      <w:r>
-        <w:rPr>
-          <w:rFonts w:hint="eastAsia"/>
+        <w:t>X</w:t>
+      </w:r>
+      <w:r>
+        <w:rPr>
           <w:lang w:eastAsia="ja-JP"/>
         </w:rPr>
         <w:t>はノード(状態)のリスト，変数</w:t>
@@ -107,24 +113,19 @@
           <w:rFonts w:ascii="Times New Roman" w:hAnsi="Times New Roman" w:cs="Times New Roman"/>
           <w:lang w:eastAsia="ja-JP"/>
         </w:rPr>
-        <w:t>A</w:t>
-      </w:r>
-      <w:r>
-        <w:rPr>
-          <w:rFonts w:hint="eastAsia"/>
+        <w:t>X</w:t>
+      </w:r>
+      <w:r>
+        <w:rPr>
           <w:lang w:eastAsia="ja-JP"/>
         </w:rPr>
         <w:t>は1つのノード(状態)を表す．</w:t>
       </w:r>
       <w:r>
-        <w:rPr>
-          <w:lang w:eastAsia="ja-JP"/>
-        </w:rPr>
         <w:br/>
       </w:r>
       <w:r>
         <w:rPr>
-          <w:rFonts w:hint="eastAsia"/>
           <w:lang w:eastAsia="ja-JP"/>
         </w:rPr>
         <w:t>(</w:t>
@@ -133,7 +134,25 @@
         <w:rPr>
           <w:lang w:eastAsia="ja-JP"/>
         </w:rPr>
-        <w:t>OL=OpenList, CL=Close</w:t>
+        <w:t>OL=</w:t>
+      </w:r>
+      <w:r>
+        <w:rPr>
+          <w:lang w:eastAsia="ja-JP"/>
+        </w:rPr>
+        <w:t>OpenList</w:t>
+      </w:r>
+      <w:r>
+        <w:rPr>
+          <w:lang w:eastAsia="ja-JP"/>
+        </w:rPr>
+        <w:t>, CL=</w:t>
+      </w:r>
+      <w:r>
+        <w:rPr>
+          <w:lang w:eastAsia="ja-JP"/>
+        </w:rPr>
+        <w:t>Close</w:t>
       </w:r>
       <w:r>
         <w:rPr>
@@ -149,13 +168,12 @@
       </w:r>
       <w:r>
         <w:rPr>
-          <w:rFonts w:hint="eastAsia"/>
           <w:lang w:eastAsia="ja-JP"/>
         </w:rPr>
         <w:t>)</w:t>
       </w:r>
     </w:p>
-    <w:p>
+    <w:p xmlns:wp14="http://schemas.microsoft.com/office/word/2010/wordml" wp14:textId="77777777">
       <w:pPr>
         <w:pStyle w:val="a0"/>
         <w:numPr>
@@ -182,7 +200,7 @@
         <w:t>は初期状態を表す．</w:t>
       </w:r>
     </w:p>
-    <w:p>
+    <w:p xmlns:wp14="http://schemas.microsoft.com/office/word/2010/wordml" wp14:textId="77777777">
       <w:pPr>
         <w:pStyle w:val="a0"/>
         <w:numPr>
@@ -223,7 +241,7 @@
         <w:t>．</w:t>
       </w:r>
     </w:p>
-    <w:p>
+    <w:p xmlns:wp14="http://schemas.microsoft.com/office/word/2010/wordml" wp14:textId="77777777">
       <w:pPr>
         <w:pStyle w:val="a0"/>
         <w:numPr>
@@ -296,7 +314,7 @@
         <w:t>．</w:t>
       </w:r>
     </w:p>
-    <w:p>
+    <w:p xmlns:wp14="http://schemas.microsoft.com/office/word/2010/wordml" wp14:textId="77777777">
       <w:pPr>
         <w:pStyle w:val="a0"/>
         <w:numPr>
@@ -431,7 +449,7 @@
         <w:t>)</w:t>
       </w:r>
     </w:p>
-    <w:p>
+    <w:p xmlns:wp14="http://schemas.microsoft.com/office/word/2010/wordml" wp14:textId="77777777">
       <w:pPr>
         <w:pStyle w:val="a0"/>
         <w:numPr>
@@ -530,7 +548,7 @@
         <w:t>．</w:t>
       </w:r>
     </w:p>
-    <w:p>
+    <w:p xmlns:wp14="http://schemas.microsoft.com/office/word/2010/wordml" wp14:textId="77777777">
       <w:pPr>
         <w:pStyle w:val="2"/>
         <w:rPr>
@@ -549,7 +567,7 @@
         <w:t>木の縦型探索</w:t>
       </w:r>
     </w:p>
-    <w:p>
+    <w:p xmlns:wp14="http://schemas.microsoft.com/office/word/2010/wordml" wp14:textId="77777777">
       <w:pPr>
         <w:pStyle w:val="a0"/>
         <w:numPr>
@@ -606,7 +624,7 @@
       </w:r>
       <w:r>
         <w:rPr>
-          <w:rFonts w:ascii="Times New Roman" w:hAnsi="Times New Roman" w:cs="Times New Roman" w:hint="eastAsia"/>
+          <w:rFonts w:hint="eastAsia" w:ascii="Times New Roman" w:hAnsi="Times New Roman" w:cs="Times New Roman"/>
           <w:lang w:eastAsia="ja-JP"/>
         </w:rPr>
         <w:t>//</w:t>
@@ -620,13 +638,13 @@
       </w:r>
       <w:r>
         <w:rPr>
-          <w:rFonts w:ascii="Times New Roman" w:hAnsi="Times New Roman" w:cs="Times New Roman" w:hint="eastAsia"/>
+          <w:rFonts w:hint="eastAsia" w:ascii="Times New Roman" w:hAnsi="Times New Roman" w:cs="Times New Roman"/>
           <w:lang w:eastAsia="ja-JP"/>
         </w:rPr>
         <w:t>は次に探索する状態の候補</w:t>
       </w:r>
     </w:p>
-    <w:p>
+    <w:p xmlns:wp14="http://schemas.microsoft.com/office/word/2010/wordml" wp14:textId="77777777">
       <w:pPr>
         <w:pStyle w:val="a0"/>
         <w:numPr>
@@ -641,7 +659,7 @@
       </w:pPr>
       <w:r>
         <w:rPr>
-          <w:rFonts w:ascii="Times New Roman" w:hAnsi="Times New Roman" w:cs="Times New Roman" w:hint="eastAsia"/>
+          <w:rFonts w:hint="eastAsia" w:ascii="Times New Roman" w:hAnsi="Times New Roman" w:cs="Times New Roman"/>
           <w:lang w:eastAsia="ja-JP"/>
         </w:rPr>
         <w:t>もし</w:t>
@@ -662,7 +680,7 @@
       </w:r>
       <w:r>
         <w:rPr>
-          <w:rFonts w:ascii="Times New Roman" w:hAnsi="Times New Roman" w:cs="Times New Roman" w:hint="eastAsia"/>
+          <w:rFonts w:hint="eastAsia" w:ascii="Times New Roman" w:hAnsi="Times New Roman" w:cs="Times New Roman"/>
           <w:lang w:eastAsia="ja-JP"/>
         </w:rPr>
         <w:t>なら，失敗として</w:t>
@@ -682,7 +700,7 @@
         <w:t>;</w:t>
       </w:r>
     </w:p>
-    <w:p>
+    <w:p xmlns:wp14="http://schemas.microsoft.com/office/word/2010/wordml" wp14:textId="2D7AABE1">
       <w:pPr>
         <w:pStyle w:val="a0"/>
         <w:numPr>
@@ -700,53 +718,51 @@
           <w:rFonts w:ascii="Times New Roman" w:hAnsi="Times New Roman" w:cs="Times New Roman"/>
           <w:lang w:eastAsia="ja-JP"/>
         </w:rPr>
-        <w:t>A</w:t>
-      </w:r>
-      <w:r>
-        <w:rPr>
-          <w:rFonts w:ascii="Times New Roman" w:hAnsi="Times New Roman" w:cs="Times New Roman"/>
-          <w:lang w:eastAsia="ja-JP"/>
-        </w:rPr>
-        <w:t xml:space="preserve"> ← pop(OL);</w:t>
-      </w:r>
-      <w:r>
-        <w:rPr>
-          <w:rFonts w:ascii="Times New Roman" w:hAnsi="Times New Roman" w:cs="Times New Roman"/>
-          <w:lang w:eastAsia="ja-JP"/>
-        </w:rPr>
+        <w:t>X</w:t>
+      </w:r>
+      <w:r>
+        <w:rPr>
+          <w:rFonts w:ascii="Times New Roman" w:hAnsi="Times New Roman" w:cs="Times New Roman"/>
+          <w:lang w:eastAsia="ja-JP"/>
+        </w:rPr>
+        <w:t xml:space="preserve"> ← </w:t>
+      </w:r>
+      <w:r>
+        <w:rPr>
+          <w:rFonts w:ascii="Times New Roman" w:hAnsi="Times New Roman" w:cs="Times New Roman"/>
+          <w:lang w:eastAsia="ja-JP"/>
+        </w:rPr>
+        <w:t>pop(</w:t>
+      </w:r>
+      <w:r>
+        <w:rPr>
+          <w:rFonts w:ascii="Times New Roman" w:hAnsi="Times New Roman" w:cs="Times New Roman"/>
+          <w:lang w:eastAsia="ja-JP"/>
+        </w:rPr>
+        <w:t>OL);</w:t>
+      </w:r>
+      <w:r>
         <w:tab/>
       </w:r>
       <w:r>
-        <w:rPr>
-          <w:rFonts w:ascii="Times New Roman" w:hAnsi="Times New Roman" w:cs="Times New Roman"/>
-          <w:lang w:eastAsia="ja-JP"/>
-        </w:rPr>
         <w:tab/>
       </w:r>
       <w:r>
-        <w:rPr>
-          <w:rFonts w:ascii="Times New Roman" w:hAnsi="Times New Roman" w:cs="Times New Roman"/>
-          <w:lang w:eastAsia="ja-JP"/>
-        </w:rPr>
         <w:tab/>
       </w:r>
       <w:r>
-        <w:rPr>
-          <w:rFonts w:ascii="Times New Roman" w:hAnsi="Times New Roman" w:cs="Times New Roman"/>
-          <w:lang w:eastAsia="ja-JP"/>
-        </w:rPr>
         <w:tab/>
       </w:r>
       <w:r>
         <w:rPr>
-          <w:rFonts w:ascii="Times New Roman" w:hAnsi="Times New Roman" w:cs="Times New Roman" w:hint="eastAsia"/>
+          <w:rFonts w:ascii="Times New Roman" w:hAnsi="Times New Roman" w:cs="Times New Roman"/>
           <w:lang w:eastAsia="ja-JP"/>
         </w:rPr>
         <w:t>//</w:t>
       </w:r>
       <w:r>
         <w:rPr>
-          <w:rFonts w:ascii="Times New Roman" w:hAnsi="Times New Roman" w:cs="Times New Roman" w:hint="eastAsia"/>
+          <w:rFonts w:ascii="Times New Roman" w:hAnsi="Times New Roman" w:cs="Times New Roman"/>
           <w:lang w:eastAsia="ja-JP"/>
         </w:rPr>
         <w:t xml:space="preserve"> </w:t>
@@ -756,17 +772,17 @@
           <w:rFonts w:ascii="Times New Roman" w:hAnsi="Times New Roman" w:cs="Times New Roman"/>
           <w:lang w:eastAsia="ja-JP"/>
         </w:rPr>
-        <w:t>A</w:t>
-      </w:r>
-      <w:r>
-        <w:rPr>
-          <w:rFonts w:ascii="Times New Roman" w:hAnsi="Times New Roman" w:cs="Times New Roman" w:hint="eastAsia"/>
+        <w:t>X</w:t>
+      </w:r>
+      <w:r>
+        <w:rPr>
+          <w:rFonts w:ascii="Times New Roman" w:hAnsi="Times New Roman" w:cs="Times New Roman"/>
           <w:lang w:eastAsia="ja-JP"/>
         </w:rPr>
         <w:t>は探索対象</w:t>
       </w:r>
     </w:p>
-    <w:p>
+    <w:p xmlns:wp14="http://schemas.microsoft.com/office/word/2010/wordml" wp14:textId="34A626AB">
       <w:pPr>
         <w:pStyle w:val="a0"/>
         <w:numPr>
@@ -781,7 +797,7 @@
       </w:pPr>
       <w:r>
         <w:rPr>
-          <w:rFonts w:ascii="Times New Roman" w:hAnsi="Times New Roman" w:cs="Times New Roman" w:hint="eastAsia"/>
+          <w:rFonts w:ascii="Times New Roman" w:hAnsi="Times New Roman" w:cs="Times New Roman"/>
           <w:lang w:eastAsia="ja-JP"/>
         </w:rPr>
         <w:t>もし</w:t>
@@ -791,7 +807,7 @@
           <w:rFonts w:ascii="Times New Roman" w:hAnsi="Times New Roman" w:cs="Times New Roman"/>
           <w:lang w:eastAsia="ja-JP"/>
         </w:rPr>
-        <w:t>A</w:t>
+        <w:t>X</w:t>
       </w:r>
       <w:r>
         <w:rPr>
@@ -802,7 +818,7 @@
       </w:r>
       <w:r>
         <w:rPr>
-          <w:rFonts w:ascii="Times New Roman" w:hAnsi="Times New Roman" w:cs="Times New Roman" w:hint="eastAsia"/>
+          <w:rFonts w:ascii="Times New Roman" w:hAnsi="Times New Roman" w:cs="Times New Roman"/>
           <w:lang w:eastAsia="ja-JP"/>
         </w:rPr>
         <w:t>なら，成功として</w:t>
@@ -822,7 +838,7 @@
         <w:t>;</w:t>
       </w:r>
     </w:p>
-    <w:p>
+    <w:p xmlns:wp14="http://schemas.microsoft.com/office/word/2010/wordml" wp14:textId="52747072">
       <w:pPr>
         <w:pStyle w:val="a0"/>
         <w:numPr>
@@ -838,9 +854,10 @@
       <w:r>
         <w:rPr>
           <w:rFonts w:ascii="Times New Roman" w:hAnsi="Times New Roman" w:cs="Times New Roman"/>
-          <w:lang w:eastAsia="ja-JP"/>
-        </w:rPr>
-        <w:t>P</w:t>
+          <w:vertAlign w:val="baseline"/>
+          <w:lang w:eastAsia="ja-JP"/>
+        </w:rPr>
+        <w:t>V</w:t>
       </w:r>
       <w:r>
         <w:rPr>
@@ -848,7 +865,7 @@
           <w:vertAlign w:val="subscript"/>
           <w:lang w:eastAsia="ja-JP"/>
         </w:rPr>
-        <w:t>A</w:t>
+        <w:t>X</w:t>
       </w:r>
       <w:r>
         <w:rPr>
@@ -862,7 +879,7 @@
           <w:rFonts w:ascii="Times New Roman" w:hAnsi="Times New Roman" w:cs="Times New Roman"/>
           <w:lang w:eastAsia="ja-JP"/>
         </w:rPr>
-        <w:t>A</w:t>
+        <w:t>X</w:t>
       </w:r>
       <w:r>
         <w:rPr>
@@ -872,36 +889,20 @@
         <w:t>);</w:t>
       </w:r>
       <w:r>
-        <w:rPr>
-          <w:rFonts w:ascii="Times New Roman" w:hAnsi="Times New Roman" w:cs="Times New Roman"/>
-          <w:lang w:eastAsia="ja-JP"/>
-        </w:rPr>
         <w:tab/>
       </w:r>
       <w:r>
-        <w:rPr>
-          <w:rFonts w:ascii="Times New Roman" w:hAnsi="Times New Roman" w:cs="Times New Roman"/>
-          <w:lang w:eastAsia="ja-JP"/>
-        </w:rPr>
         <w:tab/>
       </w:r>
       <w:r>
-        <w:rPr>
-          <w:rFonts w:ascii="Times New Roman" w:hAnsi="Times New Roman" w:cs="Times New Roman"/>
-          <w:lang w:eastAsia="ja-JP"/>
-        </w:rPr>
         <w:tab/>
       </w:r>
       <w:r>
-        <w:rPr>
-          <w:rFonts w:ascii="Times New Roman" w:hAnsi="Times New Roman" w:cs="Times New Roman"/>
-          <w:lang w:eastAsia="ja-JP"/>
-        </w:rPr>
         <w:tab/>
       </w:r>
       <w:r>
         <w:rPr>
-          <w:rFonts w:ascii="Times New Roman" w:hAnsi="Times New Roman" w:cs="Times New Roman" w:hint="eastAsia"/>
+          <w:rFonts w:ascii="Times New Roman" w:hAnsi="Times New Roman" w:cs="Times New Roman"/>
           <w:lang w:eastAsia="ja-JP"/>
         </w:rPr>
         <w:t xml:space="preserve">// </w:t>
@@ -909,9 +910,10 @@
       <w:r>
         <w:rPr>
           <w:rFonts w:ascii="Times New Roman" w:hAnsi="Times New Roman" w:cs="Times New Roman"/>
-          <w:lang w:eastAsia="ja-JP"/>
-        </w:rPr>
-        <w:t>P</w:t>
+          <w:vertAlign w:val="baseline"/>
+          <w:lang w:eastAsia="ja-JP"/>
+        </w:rPr>
+        <w:t>V</w:t>
       </w:r>
       <w:r>
         <w:rPr>
@@ -919,11 +921,11 @@
           <w:vertAlign w:val="subscript"/>
           <w:lang w:eastAsia="ja-JP"/>
         </w:rPr>
-        <w:t>A</w:t>
-      </w:r>
-      <w:r>
-        <w:rPr>
-          <w:rFonts w:ascii="Times New Roman" w:hAnsi="Times New Roman" w:cs="Times New Roman" w:hint="eastAsia"/>
+        <w:t>X</w:t>
+      </w:r>
+      <w:r>
+        <w:rPr>
+          <w:rFonts w:ascii="Times New Roman" w:hAnsi="Times New Roman" w:cs="Times New Roman"/>
           <w:lang w:eastAsia="ja-JP"/>
         </w:rPr>
         <w:t>は</w:t>
@@ -933,17 +935,17 @@
           <w:rFonts w:ascii="Times New Roman" w:hAnsi="Times New Roman" w:cs="Times New Roman"/>
           <w:lang w:eastAsia="ja-JP"/>
         </w:rPr>
-        <w:t>A</w:t>
-      </w:r>
-      <w:r>
-        <w:rPr>
-          <w:rFonts w:ascii="Times New Roman" w:hAnsi="Times New Roman" w:cs="Times New Roman" w:hint="eastAsia"/>
+        <w:t>X</w:t>
+      </w:r>
+      <w:r>
+        <w:rPr>
+          <w:rFonts w:ascii="Times New Roman" w:hAnsi="Times New Roman" w:cs="Times New Roman"/>
           <w:lang w:eastAsia="ja-JP"/>
         </w:rPr>
         <w:t>の次の状態のリスト</w:t>
       </w:r>
     </w:p>
-    <w:p>
+    <w:p xmlns:wp14="http://schemas.microsoft.com/office/word/2010/wordml" wp14:textId="6899527D">
       <w:pPr>
         <w:pStyle w:val="a0"/>
         <w:numPr>
@@ -967,9 +969,10 @@
         <w:rPr>
           <w:rFonts w:ascii="Times New Roman" w:hAnsi="Times New Roman" w:cs="Times New Roman"/>
           <w:u w:val="single"/>
-          <w:lang w:eastAsia="ja-JP"/>
-        </w:rPr>
-        <w:t>P</w:t>
+          <w:vertAlign w:val="baseline"/>
+          <w:lang w:eastAsia="ja-JP"/>
+        </w:rPr>
+        <w:t>V</w:t>
       </w:r>
       <w:r>
         <w:rPr>
@@ -978,7 +981,7 @@
           <w:vertAlign w:val="subscript"/>
           <w:lang w:eastAsia="ja-JP"/>
         </w:rPr>
-        <w:t>A</w:t>
+        <w:t>X</w:t>
       </w:r>
       <w:r>
         <w:rPr>
@@ -1004,31 +1007,15 @@
         <w:t>;</w:t>
       </w:r>
       <w:r>
-        <w:rPr>
-          <w:rFonts w:ascii="Times New Roman" w:hAnsi="Times New Roman" w:cs="Times New Roman"/>
-          <w:lang w:eastAsia="ja-JP"/>
-        </w:rPr>
         <w:tab/>
       </w:r>
       <w:r>
-        <w:rPr>
-          <w:rFonts w:ascii="Times New Roman" w:hAnsi="Times New Roman" w:cs="Times New Roman"/>
-          <w:lang w:eastAsia="ja-JP"/>
-        </w:rPr>
         <w:tab/>
       </w:r>
       <w:r>
-        <w:rPr>
-          <w:rFonts w:ascii="Times New Roman" w:hAnsi="Times New Roman" w:cs="Times New Roman"/>
-          <w:lang w:eastAsia="ja-JP"/>
-        </w:rPr>
         <w:tab/>
       </w:r>
       <w:r>
-        <w:rPr>
-          <w:rFonts w:ascii="Times New Roman" w:hAnsi="Times New Roman" w:cs="Times New Roman"/>
-          <w:lang w:eastAsia="ja-JP"/>
-        </w:rPr>
         <w:tab/>
       </w:r>
       <w:r>
@@ -1047,20 +1034,20 @@
       </w:r>
       <w:r>
         <w:rPr>
-          <w:rFonts w:ascii="Times New Roman" w:hAnsi="Times New Roman" w:cs="Times New Roman" w:hint="eastAsia"/>
+          <w:rFonts w:ascii="Times New Roman" w:hAnsi="Times New Roman" w:cs="Times New Roman"/>
           <w:lang w:eastAsia="ja-JP"/>
         </w:rPr>
         <w:t>前に追加</w:t>
       </w:r>
       <w:r>
         <w:rPr>
-          <w:rFonts w:ascii="Times New Roman" w:hAnsi="Times New Roman" w:cs="Times New Roman" w:hint="eastAsia"/>
+          <w:rFonts w:ascii="Times New Roman" w:hAnsi="Times New Roman" w:cs="Times New Roman"/>
           <w:lang w:eastAsia="ja-JP"/>
         </w:rPr>
         <w:t>(LIFO)</w:t>
       </w:r>
     </w:p>
-    <w:p>
+    <w:p xmlns:wp14="http://schemas.microsoft.com/office/word/2010/wordml" wp14:textId="77777777">
       <w:pPr>
         <w:pStyle w:val="a0"/>
         <w:numPr>
@@ -1081,7 +1068,7 @@
         <w:t>goto 2.</w:t>
       </w:r>
     </w:p>
-    <w:p>
+    <w:p xmlns:wp14="http://schemas.microsoft.com/office/word/2010/wordml" wp14:textId="77777777">
       <w:pPr>
         <w:pStyle w:val="2"/>
         <w:rPr>
@@ -1098,7 +1085,7 @@
         <w:t>木の横型探索</w:t>
       </w:r>
     </w:p>
-    <w:p>
+    <w:p xmlns:wp14="http://schemas.microsoft.com/office/word/2010/wordml" wp14:textId="77777777">
       <w:pPr>
         <w:pStyle w:val="a0"/>
         <w:numPr>
@@ -1162,7 +1149,7 @@
       </w:r>
       <w:r>
         <w:rPr>
-          <w:rFonts w:ascii="Times New Roman" w:hAnsi="Times New Roman" w:cs="Times New Roman" w:hint="eastAsia"/>
+          <w:rFonts w:hint="eastAsia" w:ascii="Times New Roman" w:hAnsi="Times New Roman" w:cs="Times New Roman"/>
           <w:lang w:eastAsia="ja-JP"/>
         </w:rPr>
         <w:t>//</w:t>
@@ -1176,13 +1163,13 @@
       </w:r>
       <w:r>
         <w:rPr>
-          <w:rFonts w:ascii="Times New Roman" w:hAnsi="Times New Roman" w:cs="Times New Roman" w:hint="eastAsia"/>
+          <w:rFonts w:hint="eastAsia" w:ascii="Times New Roman" w:hAnsi="Times New Roman" w:cs="Times New Roman"/>
           <w:lang w:eastAsia="ja-JP"/>
         </w:rPr>
         <w:t>は次に探索する状態の候補</w:t>
       </w:r>
     </w:p>
-    <w:p>
+    <w:p xmlns:wp14="http://schemas.microsoft.com/office/word/2010/wordml" wp14:textId="77777777">
       <w:pPr>
         <w:pStyle w:val="a0"/>
         <w:numPr>
@@ -1197,7 +1184,7 @@
       </w:pPr>
       <w:r>
         <w:rPr>
-          <w:rFonts w:ascii="Times New Roman" w:hAnsi="Times New Roman" w:cs="Times New Roman" w:hint="eastAsia"/>
+          <w:rFonts w:hint="eastAsia" w:ascii="Times New Roman" w:hAnsi="Times New Roman" w:cs="Times New Roman"/>
           <w:lang w:eastAsia="ja-JP"/>
         </w:rPr>
         <w:t>もし</w:t>
@@ -1218,7 +1205,7 @@
       </w:r>
       <w:r>
         <w:rPr>
-          <w:rFonts w:ascii="Times New Roman" w:hAnsi="Times New Roman" w:cs="Times New Roman" w:hint="eastAsia"/>
+          <w:rFonts w:hint="eastAsia" w:ascii="Times New Roman" w:hAnsi="Times New Roman" w:cs="Times New Roman"/>
           <w:lang w:eastAsia="ja-JP"/>
         </w:rPr>
         <w:t>なら，失敗として</w:t>
@@ -1238,7 +1225,7 @@
         <w:t>;</w:t>
       </w:r>
     </w:p>
-    <w:p>
+    <w:p xmlns:wp14="http://schemas.microsoft.com/office/word/2010/wordml" wp14:textId="501F6532">
       <w:pPr>
         <w:pStyle w:val="a0"/>
         <w:numPr>
@@ -1256,14 +1243,28 @@
           <w:rFonts w:ascii="Times New Roman" w:hAnsi="Times New Roman" w:cs="Times New Roman"/>
           <w:lang w:eastAsia="ja-JP"/>
         </w:rPr>
-        <w:t>A</w:t>
-      </w:r>
-      <w:r>
-        <w:rPr>
-          <w:rFonts w:ascii="Times New Roman" w:hAnsi="Times New Roman" w:cs="Times New Roman"/>
-          <w:lang w:eastAsia="ja-JP"/>
-        </w:rPr>
-        <w:t xml:space="preserve"> ← pop(OL);</w:t>
+        <w:t>X</w:t>
+      </w:r>
+      <w:r>
+        <w:rPr>
+          <w:rFonts w:ascii="Times New Roman" w:hAnsi="Times New Roman" w:cs="Times New Roman"/>
+          <w:lang w:eastAsia="ja-JP"/>
+        </w:rPr>
+        <w:t xml:space="preserve"> ← </w:t>
+      </w:r>
+      <w:r>
+        <w:rPr>
+          <w:rFonts w:ascii="Times New Roman" w:hAnsi="Times New Roman" w:cs="Times New Roman"/>
+          <w:lang w:eastAsia="ja-JP"/>
+        </w:rPr>
+        <w:t>pop(</w:t>
+      </w:r>
+      <w:r>
+        <w:rPr>
+          <w:rFonts w:ascii="Times New Roman" w:hAnsi="Times New Roman" w:cs="Times New Roman"/>
+          <w:lang w:eastAsia="ja-JP"/>
+        </w:rPr>
+        <w:t>OL);</w:t>
       </w:r>
       <w:r>
         <w:rPr>
@@ -1273,43 +1274,27 @@
         <w:t xml:space="preserve"> </w:t>
       </w:r>
       <w:r>
-        <w:rPr>
-          <w:rFonts w:ascii="Times New Roman" w:hAnsi="Times New Roman" w:cs="Times New Roman"/>
-          <w:lang w:eastAsia="ja-JP"/>
-        </w:rPr>
         <w:tab/>
       </w:r>
       <w:r>
-        <w:rPr>
-          <w:rFonts w:ascii="Times New Roman" w:hAnsi="Times New Roman" w:cs="Times New Roman"/>
-          <w:lang w:eastAsia="ja-JP"/>
-        </w:rPr>
         <w:tab/>
       </w:r>
       <w:r>
-        <w:rPr>
-          <w:rFonts w:ascii="Times New Roman" w:hAnsi="Times New Roman" w:cs="Times New Roman"/>
-          <w:lang w:eastAsia="ja-JP"/>
-        </w:rPr>
         <w:tab/>
       </w:r>
       <w:r>
-        <w:rPr>
-          <w:rFonts w:ascii="Times New Roman" w:hAnsi="Times New Roman" w:cs="Times New Roman"/>
-          <w:lang w:eastAsia="ja-JP"/>
-        </w:rPr>
         <w:tab/>
       </w:r>
       <w:r>
         <w:rPr>
-          <w:rFonts w:ascii="Times New Roman" w:hAnsi="Times New Roman" w:cs="Times New Roman" w:hint="eastAsia"/>
+          <w:rFonts w:ascii="Times New Roman" w:hAnsi="Times New Roman" w:cs="Times New Roman"/>
           <w:lang w:eastAsia="ja-JP"/>
         </w:rPr>
         <w:t>//</w:t>
       </w:r>
       <w:r>
         <w:rPr>
-          <w:rFonts w:ascii="Times New Roman" w:hAnsi="Times New Roman" w:cs="Times New Roman" w:hint="eastAsia"/>
+          <w:rFonts w:ascii="Times New Roman" w:hAnsi="Times New Roman" w:cs="Times New Roman"/>
           <w:lang w:eastAsia="ja-JP"/>
         </w:rPr>
         <w:t xml:space="preserve"> </w:t>
@@ -1319,17 +1304,17 @@
           <w:rFonts w:ascii="Times New Roman" w:hAnsi="Times New Roman" w:cs="Times New Roman"/>
           <w:lang w:eastAsia="ja-JP"/>
         </w:rPr>
-        <w:t>A</w:t>
-      </w:r>
-      <w:r>
-        <w:rPr>
-          <w:rFonts w:ascii="Times New Roman" w:hAnsi="Times New Roman" w:cs="Times New Roman" w:hint="eastAsia"/>
+        <w:t>X</w:t>
+      </w:r>
+      <w:r>
+        <w:rPr>
+          <w:rFonts w:ascii="Times New Roman" w:hAnsi="Times New Roman" w:cs="Times New Roman"/>
           <w:lang w:eastAsia="ja-JP"/>
         </w:rPr>
         <w:t>は探索対象</w:t>
       </w:r>
     </w:p>
-    <w:p>
+    <w:p xmlns:wp14="http://schemas.microsoft.com/office/word/2010/wordml" wp14:textId="3D7302AD">
       <w:pPr>
         <w:pStyle w:val="a0"/>
         <w:numPr>
@@ -1344,7 +1329,7 @@
       </w:pPr>
       <w:r>
         <w:rPr>
-          <w:rFonts w:ascii="Times New Roman" w:hAnsi="Times New Roman" w:cs="Times New Roman" w:hint="eastAsia"/>
+          <w:rFonts w:ascii="Times New Roman" w:hAnsi="Times New Roman" w:cs="Times New Roman"/>
           <w:lang w:eastAsia="ja-JP"/>
         </w:rPr>
         <w:t>もし</w:t>
@@ -1354,7 +1339,7 @@
           <w:rFonts w:ascii="Times New Roman" w:hAnsi="Times New Roman" w:cs="Times New Roman"/>
           <w:lang w:eastAsia="ja-JP"/>
         </w:rPr>
-        <w:t>A</w:t>
+        <w:t>X</w:t>
       </w:r>
       <w:r>
         <w:rPr>
@@ -1365,7 +1350,7 @@
       </w:r>
       <w:r>
         <w:rPr>
-          <w:rFonts w:ascii="Times New Roman" w:hAnsi="Times New Roman" w:cs="Times New Roman" w:hint="eastAsia"/>
+          <w:rFonts w:ascii="Times New Roman" w:hAnsi="Times New Roman" w:cs="Times New Roman"/>
           <w:lang w:eastAsia="ja-JP"/>
         </w:rPr>
         <w:t>なら，成功として</w:t>
@@ -1385,7 +1370,7 @@
         <w:t>;</w:t>
       </w:r>
     </w:p>
-    <w:p>
+    <w:p xmlns:wp14="http://schemas.microsoft.com/office/word/2010/wordml" wp14:textId="7960F4FA">
       <w:pPr>
         <w:pStyle w:val="a0"/>
         <w:numPr>
@@ -1401,9 +1386,10 @@
       <w:r>
         <w:rPr>
           <w:rFonts w:ascii="Times New Roman" w:hAnsi="Times New Roman" w:cs="Times New Roman"/>
-          <w:lang w:eastAsia="ja-JP"/>
-        </w:rPr>
-        <w:t>P</w:t>
+          <w:vertAlign w:val="baseline"/>
+          <w:lang w:eastAsia="ja-JP"/>
+        </w:rPr>
+        <w:t>V</w:t>
       </w:r>
       <w:r>
         <w:rPr>
@@ -1411,7 +1397,7 @@
           <w:vertAlign w:val="subscript"/>
           <w:lang w:eastAsia="ja-JP"/>
         </w:rPr>
-        <w:t>A</w:t>
+        <w:t>X</w:t>
       </w:r>
       <w:r>
         <w:rPr>
@@ -1425,7 +1411,7 @@
           <w:rFonts w:ascii="Times New Roman" w:hAnsi="Times New Roman" w:cs="Times New Roman"/>
           <w:lang w:eastAsia="ja-JP"/>
         </w:rPr>
-        <w:t>A</w:t>
+        <w:t>X</w:t>
       </w:r>
       <w:r>
         <w:rPr>
@@ -1442,36 +1428,20 @@
         <w:t xml:space="preserve"> </w:t>
       </w:r>
       <w:r>
-        <w:rPr>
-          <w:rFonts w:ascii="Times New Roman" w:hAnsi="Times New Roman" w:cs="Times New Roman"/>
-          <w:lang w:eastAsia="ja-JP"/>
-        </w:rPr>
         <w:tab/>
       </w:r>
       <w:r>
-        <w:rPr>
-          <w:rFonts w:ascii="Times New Roman" w:hAnsi="Times New Roman" w:cs="Times New Roman"/>
-          <w:lang w:eastAsia="ja-JP"/>
-        </w:rPr>
         <w:tab/>
       </w:r>
       <w:r>
-        <w:rPr>
-          <w:rFonts w:ascii="Times New Roman" w:hAnsi="Times New Roman" w:cs="Times New Roman"/>
-          <w:lang w:eastAsia="ja-JP"/>
-        </w:rPr>
         <w:tab/>
       </w:r>
       <w:r>
-        <w:rPr>
-          <w:rFonts w:ascii="Times New Roman" w:hAnsi="Times New Roman" w:cs="Times New Roman"/>
-          <w:lang w:eastAsia="ja-JP"/>
-        </w:rPr>
         <w:tab/>
       </w:r>
       <w:r>
         <w:rPr>
-          <w:rFonts w:ascii="Times New Roman" w:hAnsi="Times New Roman" w:cs="Times New Roman" w:hint="eastAsia"/>
+          <w:rFonts w:ascii="Times New Roman" w:hAnsi="Times New Roman" w:cs="Times New Roman"/>
           <w:lang w:eastAsia="ja-JP"/>
         </w:rPr>
         <w:t xml:space="preserve">// </w:t>
@@ -1479,9 +1449,10 @@
       <w:r>
         <w:rPr>
           <w:rFonts w:ascii="Times New Roman" w:hAnsi="Times New Roman" w:cs="Times New Roman"/>
-          <w:lang w:eastAsia="ja-JP"/>
-        </w:rPr>
-        <w:t>P</w:t>
+          <w:vertAlign w:val="baseline"/>
+          <w:lang w:eastAsia="ja-JP"/>
+        </w:rPr>
+        <w:t>V</w:t>
       </w:r>
       <w:r>
         <w:rPr>
@@ -1489,11 +1460,11 @@
           <w:vertAlign w:val="subscript"/>
           <w:lang w:eastAsia="ja-JP"/>
         </w:rPr>
-        <w:t>A</w:t>
-      </w:r>
-      <w:r>
-        <w:rPr>
-          <w:rFonts w:ascii="Times New Roman" w:hAnsi="Times New Roman" w:cs="Times New Roman" w:hint="eastAsia"/>
+        <w:t>X</w:t>
+      </w:r>
+      <w:r>
+        <w:rPr>
+          <w:rFonts w:ascii="Times New Roman" w:hAnsi="Times New Roman" w:cs="Times New Roman"/>
           <w:lang w:eastAsia="ja-JP"/>
         </w:rPr>
         <w:t>は</w:t>
@@ -1503,17 +1474,17 @@
           <w:rFonts w:ascii="Times New Roman" w:hAnsi="Times New Roman" w:cs="Times New Roman"/>
           <w:lang w:eastAsia="ja-JP"/>
         </w:rPr>
-        <w:t>A</w:t>
-      </w:r>
-      <w:r>
-        <w:rPr>
-          <w:rFonts w:ascii="Times New Roman" w:hAnsi="Times New Roman" w:cs="Times New Roman" w:hint="eastAsia"/>
+        <w:t>X</w:t>
+      </w:r>
+      <w:r>
+        <w:rPr>
+          <w:rFonts w:ascii="Times New Roman" w:hAnsi="Times New Roman" w:cs="Times New Roman"/>
           <w:lang w:eastAsia="ja-JP"/>
         </w:rPr>
         <w:t>の次の状態のリスト</w:t>
       </w:r>
     </w:p>
-    <w:p>
+    <w:p xmlns:wp14="http://schemas.microsoft.com/office/word/2010/wordml" wp14:textId="1371289F">
       <w:pPr>
         <w:pStyle w:val="a0"/>
         <w:numPr>
@@ -1543,7 +1514,7 @@
       </w:r>
       <w:r>
         <w:rPr>
-          <w:rFonts w:ascii="Times New Roman" w:hAnsi="Times New Roman" w:cs="Times New Roman" w:hint="eastAsia"/>
+          <w:rFonts w:ascii="Times New Roman" w:hAnsi="Times New Roman" w:cs="Times New Roman"/>
           <w:u w:val="single"/>
           <w:lang w:eastAsia="ja-JP"/>
         </w:rPr>
@@ -1553,9 +1524,10 @@
         <w:rPr>
           <w:rFonts w:ascii="Times New Roman" w:hAnsi="Times New Roman" w:cs="Times New Roman"/>
           <w:u w:val="single"/>
-          <w:lang w:eastAsia="ja-JP"/>
-        </w:rPr>
-        <w:t>P</w:t>
+          <w:vertAlign w:val="baseline"/>
+          <w:lang w:eastAsia="ja-JP"/>
+        </w:rPr>
+        <w:t>V</w:t>
       </w:r>
       <w:r>
         <w:rPr>
@@ -1564,7 +1536,7 @@
           <w:vertAlign w:val="subscript"/>
           <w:lang w:eastAsia="ja-JP"/>
         </w:rPr>
-        <w:t>A</w:t>
+        <w:t>X</w:t>
       </w:r>
       <w:r>
         <w:rPr>
@@ -1574,31 +1546,15 @@
         <w:t xml:space="preserve">; </w:t>
       </w:r>
       <w:r>
-        <w:rPr>
-          <w:rFonts w:ascii="Times New Roman" w:hAnsi="Times New Roman" w:cs="Times New Roman"/>
-          <w:lang w:eastAsia="ja-JP"/>
-        </w:rPr>
         <w:tab/>
       </w:r>
       <w:r>
-        <w:rPr>
-          <w:rFonts w:ascii="Times New Roman" w:hAnsi="Times New Roman" w:cs="Times New Roman"/>
-          <w:lang w:eastAsia="ja-JP"/>
-        </w:rPr>
         <w:tab/>
       </w:r>
       <w:r>
-        <w:rPr>
-          <w:rFonts w:ascii="Times New Roman" w:hAnsi="Times New Roman" w:cs="Times New Roman"/>
-          <w:lang w:eastAsia="ja-JP"/>
-        </w:rPr>
         <w:tab/>
       </w:r>
       <w:r>
-        <w:rPr>
-          <w:rFonts w:ascii="Times New Roman" w:hAnsi="Times New Roman" w:cs="Times New Roman"/>
-          <w:lang w:eastAsia="ja-JP"/>
-        </w:rPr>
         <w:tab/>
       </w:r>
       <w:r>
@@ -1617,20 +1573,20 @@
       </w:r>
       <w:r>
         <w:rPr>
-          <w:rFonts w:ascii="Times New Roman" w:hAnsi="Times New Roman" w:cs="Times New Roman" w:hint="eastAsia"/>
+          <w:rFonts w:ascii="Times New Roman" w:hAnsi="Times New Roman" w:cs="Times New Roman"/>
           <w:lang w:eastAsia="ja-JP"/>
         </w:rPr>
         <w:t>後に追加</w:t>
       </w:r>
       <w:r>
         <w:rPr>
-          <w:rFonts w:ascii="Times New Roman" w:hAnsi="Times New Roman" w:cs="Times New Roman" w:hint="eastAsia"/>
+          <w:rFonts w:ascii="Times New Roman" w:hAnsi="Times New Roman" w:cs="Times New Roman"/>
           <w:lang w:eastAsia="ja-JP"/>
         </w:rPr>
         <w:t>(FIFO)</w:t>
       </w:r>
     </w:p>
-    <w:p>
+    <w:p xmlns:wp14="http://schemas.microsoft.com/office/word/2010/wordml" wp14:textId="77777777">
       <w:pPr>
         <w:pStyle w:val="a0"/>
         <w:numPr>
@@ -1651,7 +1607,7 @@
         <w:t>goto 2.</w:t>
       </w:r>
     </w:p>
-    <w:p>
+    <w:p xmlns:wp14="http://schemas.microsoft.com/office/word/2010/wordml" wp14:textId="77777777">
       <w:pPr>
         <w:spacing w:after="200"/>
         <w:jc w:val="left"/>
@@ -1668,7 +1624,7 @@
         <w:br w:type="page"/>
       </w:r>
     </w:p>
-    <w:p>
+    <w:p xmlns:wp14="http://schemas.microsoft.com/office/word/2010/wordml" wp14:textId="77777777">
       <w:pPr>
         <w:pStyle w:val="2"/>
         <w:rPr>
@@ -1684,11 +1640,10 @@
           <w:color w:val="auto"/>
           <w:lang w:eastAsia="ja-JP"/>
         </w:rPr>
-        <w:lastRenderedPageBreak/>
         <w:t>グラフの縦型探索</w:t>
       </w:r>
     </w:p>
-    <w:p>
+    <w:p xmlns:wp14="http://schemas.microsoft.com/office/word/2010/wordml" wp14:textId="77777777">
       <w:pPr>
         <w:pStyle w:val="a0"/>
         <w:numPr>
@@ -1739,27 +1694,27 @@
       </w:r>
       <w:r>
         <w:rPr>
-          <w:rFonts w:ascii="Times New Roman" w:hAnsi="Times New Roman" w:cs="Times New Roman" w:hint="eastAsia"/>
+          <w:rFonts w:hint="eastAsia" w:ascii="Times New Roman" w:hAnsi="Times New Roman" w:cs="Times New Roman"/>
           <w:lang w:eastAsia="ja-JP"/>
         </w:rPr>
         <w:t>//</w:t>
       </w:r>
       <w:r>
         <w:rPr>
-          <w:rFonts w:ascii="Times New Roman" w:hAnsi="Times New Roman" w:cs="Times New Roman" w:hint="eastAsia"/>
+          <w:rFonts w:hint="eastAsia" w:ascii="Times New Roman" w:hAnsi="Times New Roman" w:cs="Times New Roman"/>
           <w:lang w:eastAsia="ja-JP"/>
         </w:rPr>
         <w:t xml:space="preserve"> CL</w:t>
       </w:r>
       <w:r>
         <w:rPr>
-          <w:rFonts w:ascii="Times New Roman" w:hAnsi="Times New Roman" w:cs="Times New Roman" w:hint="eastAsia"/>
+          <w:rFonts w:hint="eastAsia" w:ascii="Times New Roman" w:hAnsi="Times New Roman" w:cs="Times New Roman"/>
           <w:lang w:eastAsia="ja-JP"/>
         </w:rPr>
         <w:t>は探索済みの状態</w:t>
       </w:r>
     </w:p>
-    <w:p>
+    <w:p xmlns:wp14="http://schemas.microsoft.com/office/word/2010/wordml" wp14:textId="77777777">
       <w:pPr>
         <w:pStyle w:val="a0"/>
         <w:numPr>
@@ -1774,7 +1729,7 @@
       </w:pPr>
       <w:r>
         <w:rPr>
-          <w:rFonts w:ascii="Times New Roman" w:hAnsi="Times New Roman" w:cs="Times New Roman" w:hint="eastAsia"/>
+          <w:rFonts w:hint="eastAsia" w:ascii="Times New Roman" w:hAnsi="Times New Roman" w:cs="Times New Roman"/>
           <w:lang w:eastAsia="ja-JP"/>
         </w:rPr>
         <w:t>もし</w:t>
@@ -1795,7 +1750,7 @@
       </w:r>
       <w:r>
         <w:rPr>
-          <w:rFonts w:ascii="Times New Roman" w:hAnsi="Times New Roman" w:cs="Times New Roman" w:hint="eastAsia"/>
+          <w:rFonts w:hint="eastAsia" w:ascii="Times New Roman" w:hAnsi="Times New Roman" w:cs="Times New Roman"/>
           <w:lang w:eastAsia="ja-JP"/>
         </w:rPr>
         <w:t>なら，失敗として</w:t>
@@ -1815,7 +1770,7 @@
         <w:t>;</w:t>
       </w:r>
     </w:p>
-    <w:p>
+    <w:p xmlns:wp14="http://schemas.microsoft.com/office/word/2010/wordml" wp14:textId="718F0AA2">
       <w:pPr>
         <w:pStyle w:val="a0"/>
         <w:numPr>
@@ -1833,17 +1788,31 @@
           <w:rFonts w:ascii="Times New Roman" w:hAnsi="Times New Roman" w:cs="Times New Roman"/>
           <w:lang w:eastAsia="ja-JP"/>
         </w:rPr>
-        <w:t>A</w:t>
-      </w:r>
-      <w:r>
-        <w:rPr>
-          <w:rFonts w:ascii="Times New Roman" w:hAnsi="Times New Roman" w:cs="Times New Roman"/>
-          <w:lang w:eastAsia="ja-JP"/>
-        </w:rPr>
-        <w:t xml:space="preserve"> ← pop(OL);</w:t>
+        <w:t>X</w:t>
+      </w:r>
+      <w:r>
+        <w:rPr>
+          <w:rFonts w:ascii="Times New Roman" w:hAnsi="Times New Roman" w:cs="Times New Roman"/>
+          <w:lang w:eastAsia="ja-JP"/>
+        </w:rPr>
+        <w:t xml:space="preserve"> ← </w:t>
+      </w:r>
+      <w:r>
+        <w:rPr>
+          <w:rFonts w:ascii="Times New Roman" w:hAnsi="Times New Roman" w:cs="Times New Roman"/>
+          <w:lang w:eastAsia="ja-JP"/>
+        </w:rPr>
+        <w:t>pop(</w:t>
+      </w:r>
+      <w:r>
+        <w:rPr>
+          <w:rFonts w:ascii="Times New Roman" w:hAnsi="Times New Roman" w:cs="Times New Roman"/>
+          <w:lang w:eastAsia="ja-JP"/>
+        </w:rPr>
+        <w:t>OL);</w:t>
       </w:r>
     </w:p>
-    <w:p>
+    <w:p xmlns:wp14="http://schemas.microsoft.com/office/word/2010/wordml" wp14:textId="7BDE8E4C">
       <w:pPr>
         <w:pStyle w:val="a0"/>
         <w:numPr>
@@ -1858,7 +1827,7 @@
       </w:pPr>
       <w:r>
         <w:rPr>
-          <w:rFonts w:ascii="Times New Roman" w:hAnsi="Times New Roman" w:cs="Times New Roman" w:hint="eastAsia"/>
+          <w:rFonts w:ascii="Times New Roman" w:hAnsi="Times New Roman" w:cs="Times New Roman"/>
           <w:lang w:eastAsia="ja-JP"/>
         </w:rPr>
         <w:t>もし</w:t>
@@ -1868,7 +1837,7 @@
           <w:rFonts w:ascii="Times New Roman" w:hAnsi="Times New Roman" w:cs="Times New Roman"/>
           <w:lang w:eastAsia="ja-JP"/>
         </w:rPr>
-        <w:t>A</w:t>
+        <w:t>X</w:t>
       </w:r>
       <w:r>
         <w:rPr>
@@ -1879,7 +1848,7 @@
       </w:r>
       <w:r>
         <w:rPr>
-          <w:rFonts w:ascii="Times New Roman" w:hAnsi="Times New Roman" w:cs="Times New Roman" w:hint="eastAsia"/>
+          <w:rFonts w:ascii="Times New Roman" w:hAnsi="Times New Roman" w:cs="Times New Roman"/>
           <w:lang w:eastAsia="ja-JP"/>
         </w:rPr>
         <w:t>なら，成功として</w:t>
@@ -1899,7 +1868,7 @@
         <w:t>;</w:t>
       </w:r>
     </w:p>
-    <w:p>
+    <w:p xmlns:wp14="http://schemas.microsoft.com/office/word/2010/wordml" wp14:textId="71B6F58A">
       <w:pPr>
         <w:pStyle w:val="a0"/>
         <w:numPr>
@@ -1916,9 +1885,10 @@
       <w:r>
         <w:rPr>
           <w:rFonts w:ascii="Times New Roman" w:hAnsi="Times New Roman" w:cs="Times New Roman"/>
-          <w:lang w:eastAsia="ja-JP"/>
-        </w:rPr>
-        <w:t>P</w:t>
+          <w:vertAlign w:val="baseline"/>
+          <w:lang w:eastAsia="ja-JP"/>
+        </w:rPr>
+        <w:t>V</w:t>
       </w:r>
       <w:r>
         <w:rPr>
@@ -1926,17 +1896,31 @@
           <w:vertAlign w:val="subscript"/>
           <w:lang w:eastAsia="ja-JP"/>
         </w:rPr>
-        <w:t>A</w:t>
-      </w:r>
-      <w:r>
-        <w:rPr>
-          <w:rFonts w:ascii="Times New Roman" w:hAnsi="Times New Roman" w:cs="Times New Roman"/>
-          <w:lang w:eastAsia="ja-JP"/>
-        </w:rPr>
-        <w:t xml:space="preserve"> ← next(A);</w:t>
+        <w:t>X</w:t>
+      </w:r>
+      <w:r>
+        <w:rPr>
+          <w:rFonts w:ascii="Times New Roman" w:hAnsi="Times New Roman" w:cs="Times New Roman"/>
+          <w:lang w:eastAsia="ja-JP"/>
+        </w:rPr>
+        <w:t xml:space="preserve"> ← next(</w:t>
+      </w:r>
+      <w:r>
+        <w:rPr>
+          <w:rFonts w:ascii="Times New Roman" w:hAnsi="Times New Roman" w:cs="Times New Roman"/>
+          <w:lang w:eastAsia="ja-JP"/>
+        </w:rPr>
+        <w:t>X</w:t>
+      </w:r>
+      <w:r>
+        <w:rPr>
+          <w:rFonts w:ascii="Times New Roman" w:hAnsi="Times New Roman" w:cs="Times New Roman"/>
+          <w:lang w:eastAsia="ja-JP"/>
+        </w:rPr>
+        <w:t>);</w:t>
       </w:r>
     </w:p>
-    <w:p>
+    <w:p xmlns:wp14="http://schemas.microsoft.com/office/word/2010/wordml" wp14:textId="64272B00">
       <w:pPr>
         <w:pStyle w:val="a0"/>
         <w:numPr>
@@ -1956,7 +1940,7 @@
           <w:u w:val="single"/>
           <w:lang w:eastAsia="ja-JP"/>
         </w:rPr>
-        <w:t>CL ← CL + [A</w:t>
+        <w:t>CL ← CL + [</w:t>
       </w:r>
       <w:r>
         <w:rPr>
@@ -1964,46 +1948,38 @@
           <w:u w:val="single"/>
           <w:lang w:eastAsia="ja-JP"/>
         </w:rPr>
+        <w:t>X</w:t>
+      </w:r>
+      <w:r>
+        <w:rPr>
+          <w:rFonts w:ascii="Times New Roman" w:hAnsi="Times New Roman" w:cs="Times New Roman"/>
+          <w:u w:val="single"/>
+          <w:lang w:eastAsia="ja-JP"/>
+        </w:rPr>
         <w:t>];</w:t>
       </w:r>
       <w:r>
-        <w:rPr>
-          <w:rFonts w:ascii="Times New Roman" w:hAnsi="Times New Roman" w:cs="Times New Roman"/>
-          <w:lang w:eastAsia="ja-JP"/>
-        </w:rPr>
         <w:tab/>
       </w:r>
       <w:r>
-        <w:rPr>
-          <w:rFonts w:ascii="Times New Roman" w:hAnsi="Times New Roman" w:cs="Times New Roman"/>
-          <w:lang w:eastAsia="ja-JP"/>
-        </w:rPr>
         <w:tab/>
       </w:r>
       <w:r>
-        <w:rPr>
-          <w:rFonts w:ascii="Times New Roman" w:hAnsi="Times New Roman" w:cs="Times New Roman"/>
-          <w:lang w:eastAsia="ja-JP"/>
-        </w:rPr>
         <w:tab/>
       </w:r>
       <w:r>
-        <w:rPr>
-          <w:rFonts w:ascii="Times New Roman" w:hAnsi="Times New Roman" w:cs="Times New Roman"/>
-          <w:lang w:eastAsia="ja-JP"/>
-        </w:rPr>
         <w:tab/>
       </w:r>
       <w:r>
         <w:rPr>
-          <w:rFonts w:ascii="Times New Roman" w:hAnsi="Times New Roman" w:cs="Times New Roman" w:hint="eastAsia"/>
+          <w:rFonts w:ascii="Times New Roman" w:hAnsi="Times New Roman" w:cs="Times New Roman"/>
           <w:lang w:eastAsia="ja-JP"/>
         </w:rPr>
         <w:t>//</w:t>
       </w:r>
       <w:r>
         <w:rPr>
-          <w:rFonts w:ascii="Times New Roman" w:hAnsi="Times New Roman" w:cs="Times New Roman" w:hint="eastAsia"/>
+          <w:rFonts w:ascii="Times New Roman" w:hAnsi="Times New Roman" w:cs="Times New Roman"/>
           <w:lang w:eastAsia="ja-JP"/>
         </w:rPr>
         <w:t xml:space="preserve"> </w:t>
@@ -2013,17 +1989,17 @@
           <w:rFonts w:ascii="Times New Roman" w:hAnsi="Times New Roman" w:cs="Times New Roman"/>
           <w:lang w:eastAsia="ja-JP"/>
         </w:rPr>
-        <w:t>A</w:t>
-      </w:r>
-      <w:r>
-        <w:rPr>
-          <w:rFonts w:ascii="Times New Roman" w:hAnsi="Times New Roman" w:cs="Times New Roman" w:hint="eastAsia"/>
+        <w:t>X</w:t>
+      </w:r>
+      <w:r>
+        <w:rPr>
+          <w:rFonts w:ascii="Times New Roman" w:hAnsi="Times New Roman" w:cs="Times New Roman"/>
           <w:lang w:eastAsia="ja-JP"/>
         </w:rPr>
         <w:t>を探索済みとする</w:t>
       </w:r>
     </w:p>
-    <w:p>
+    <w:p xmlns:wp14="http://schemas.microsoft.com/office/word/2010/wordml" wp14:textId="61755300">
       <w:pPr>
         <w:pStyle w:val="a0"/>
         <w:numPr>
@@ -2041,9 +2017,10 @@
         <w:rPr>
           <w:rFonts w:ascii="Times New Roman" w:hAnsi="Times New Roman" w:cs="Times New Roman"/>
           <w:u w:val="single"/>
-          <w:lang w:eastAsia="ja-JP"/>
-        </w:rPr>
-        <w:t>P</w:t>
+          <w:vertAlign w:val="baseline"/>
+          <w:lang w:eastAsia="ja-JP"/>
+        </w:rPr>
+        <w:t>V</w:t>
       </w:r>
       <w:r>
         <w:rPr>
@@ -2052,7 +2029,7 @@
           <w:vertAlign w:val="subscript"/>
           <w:lang w:eastAsia="ja-JP"/>
         </w:rPr>
-        <w:t>A</w:t>
+        <w:t>X</w:t>
       </w:r>
       <w:r>
         <w:rPr>
@@ -2073,7 +2050,8 @@
       <w:r>
         <w:rPr>
           <w:rFonts w:ascii="Times New Roman" w:hAnsi="Times New Roman" w:cs="Times New Roman"/>
-          <w:i/>
+          <w:i w:val="1"/>
+          <w:iCs w:val="1"/>
           <w:u w:val="single"/>
           <w:lang w:eastAsia="ja-JP"/>
         </w:rPr>
@@ -2096,7 +2074,7 @@
         <w:t>について，以下を行う．</w:t>
       </w:r>
     </w:p>
-    <w:p>
+    <w:p xmlns:wp14="http://schemas.microsoft.com/office/word/2010/wordml" wp14:textId="28552F32">
       <w:pPr>
         <w:pStyle w:val="a0"/>
         <w:numPr>
@@ -2112,7 +2090,7 @@
       </w:pPr>
       <w:r>
         <w:rPr>
-          <w:rFonts w:ascii="Times New Roman" w:hAnsi="Times New Roman" w:cs="Times New Roman" w:hint="eastAsia"/>
+          <w:rFonts w:ascii="Times New Roman" w:hAnsi="Times New Roman" w:cs="Times New Roman"/>
           <w:u w:val="single"/>
           <w:lang w:eastAsia="ja-JP"/>
         </w:rPr>
@@ -2121,7 +2099,8 @@
       <w:r>
         <w:rPr>
           <w:rFonts w:ascii="Times New Roman" w:hAnsi="Times New Roman" w:cs="Times New Roman"/>
-          <w:i/>
+          <w:i w:val="1"/>
+          <w:iCs w:val="1"/>
           <w:u w:val="single"/>
           <w:lang w:eastAsia="ja-JP"/>
         </w:rPr>
@@ -2153,7 +2132,7 @@
       </w:r>
       <w:r>
         <w:rPr>
-          <w:rFonts w:ascii="Times New Roman" w:hAnsi="Times New Roman" w:cs="Times New Roman" w:hint="eastAsia"/>
+          <w:rFonts w:ascii="Times New Roman" w:hAnsi="Times New Roman" w:cs="Times New Roman"/>
           <w:u w:val="single"/>
           <w:lang w:eastAsia="ja-JP"/>
         </w:rPr>
@@ -2161,7 +2140,7 @@
       </w:r>
       <w:r>
         <w:rPr>
-          <w:rFonts w:ascii="Times New Roman" w:hAnsi="Times New Roman" w:cs="Times New Roman" w:hint="eastAsia"/>
+          <w:rFonts w:ascii="Times New Roman" w:hAnsi="Times New Roman" w:cs="Times New Roman"/>
           <w:u w:val="single"/>
           <w:lang w:eastAsia="ja-JP"/>
         </w:rPr>
@@ -2171,9 +2150,10 @@
         <w:rPr>
           <w:rFonts w:ascii="Times New Roman" w:hAnsi="Times New Roman" w:cs="Times New Roman"/>
           <w:u w:val="single"/>
-          <w:lang w:eastAsia="ja-JP"/>
-        </w:rPr>
-        <w:t>P</w:t>
+          <w:vertAlign w:val="baseline"/>
+          <w:lang w:eastAsia="ja-JP"/>
+        </w:rPr>
+        <w:t>V</w:t>
       </w:r>
       <w:r>
         <w:rPr>
@@ -2182,7 +2162,7 @@
           <w:vertAlign w:val="subscript"/>
           <w:lang w:eastAsia="ja-JP"/>
         </w:rPr>
-        <w:t>A</w:t>
+        <w:t>X</w:t>
       </w:r>
       <w:r>
         <w:rPr>
@@ -2195,7 +2175,8 @@
       <w:r>
         <w:rPr>
           <w:rFonts w:ascii="Times New Roman" w:hAnsi="Times New Roman" w:cs="Times New Roman"/>
-          <w:i/>
+          <w:i w:val="1"/>
+          <w:iCs w:val="1"/>
           <w:u w:val="single"/>
           <w:lang w:eastAsia="ja-JP"/>
         </w:rPr>
@@ -2218,10 +2199,6 @@
         <w:t>;</w:t>
       </w:r>
       <w:r>
-        <w:rPr>
-          <w:rFonts w:ascii="Times New Roman" w:hAnsi="Times New Roman" w:cs="Times New Roman"/>
-          <w:lang w:eastAsia="ja-JP"/>
-        </w:rPr>
         <w:tab/>
       </w:r>
       <w:r>
@@ -2233,27 +2210,27 @@
       </w:r>
       <w:r>
         <w:rPr>
-          <w:rFonts w:ascii="Times New Roman" w:hAnsi="Times New Roman" w:cs="Times New Roman" w:hint="eastAsia"/>
+          <w:rFonts w:ascii="Times New Roman" w:hAnsi="Times New Roman" w:cs="Times New Roman"/>
           <w:lang w:eastAsia="ja-JP"/>
         </w:rPr>
         <w:t xml:space="preserve"> </w:t>
       </w:r>
       <w:r>
         <w:rPr>
-          <w:rFonts w:ascii="Times New Roman" w:hAnsi="Times New Roman" w:cs="Times New Roman" w:hint="eastAsia"/>
+          <w:rFonts w:ascii="Times New Roman" w:hAnsi="Times New Roman" w:cs="Times New Roman"/>
           <w:lang w:eastAsia="ja-JP"/>
         </w:rPr>
         <w:t>探索済みの状態を</w:t>
       </w:r>
       <w:r>
         <w:rPr>
-          <w:rFonts w:ascii="Times New Roman" w:hAnsi="Times New Roman" w:cs="Times New Roman" w:hint="eastAsia"/>
+          <w:rFonts w:ascii="Times New Roman" w:hAnsi="Times New Roman" w:cs="Times New Roman"/>
           <w:lang w:eastAsia="ja-JP"/>
         </w:rPr>
         <w:t>除外</w:t>
       </w:r>
     </w:p>
-    <w:p>
+    <w:p xmlns:wp14="http://schemas.microsoft.com/office/word/2010/wordml" wp14:textId="180470F1">
       <w:pPr>
         <w:pStyle w:val="a0"/>
         <w:numPr>
@@ -2276,9 +2253,10 @@
       <w:r>
         <w:rPr>
           <w:rFonts w:ascii="Times New Roman" w:hAnsi="Times New Roman" w:cs="Times New Roman"/>
-          <w:lang w:eastAsia="ja-JP"/>
-        </w:rPr>
-        <w:t>P</w:t>
+          <w:vertAlign w:val="baseline"/>
+          <w:lang w:eastAsia="ja-JP"/>
+        </w:rPr>
+        <w:t>V</w:t>
       </w:r>
       <w:r>
         <w:rPr>
@@ -2286,7 +2264,7 @@
           <w:vertAlign w:val="subscript"/>
           <w:lang w:eastAsia="ja-JP"/>
         </w:rPr>
-        <w:t>A</w:t>
+        <w:t>X</w:t>
       </w:r>
       <w:r>
         <w:rPr>
@@ -2296,7 +2274,7 @@
         <w:t xml:space="preserve"> + OL;</w:t>
       </w:r>
     </w:p>
-    <w:p>
+    <w:p xmlns:wp14="http://schemas.microsoft.com/office/word/2010/wordml" wp14:textId="77777777">
       <w:pPr>
         <w:pStyle w:val="a0"/>
         <w:numPr>
@@ -2348,34 +2326,34 @@
       </w:r>
       <w:r>
         <w:rPr>
-          <w:rFonts w:ascii="Times New Roman" w:hAnsi="Times New Roman" w:cs="Times New Roman" w:hint="eastAsia"/>
+          <w:rFonts w:hint="eastAsia" w:ascii="Times New Roman" w:hAnsi="Times New Roman" w:cs="Times New Roman"/>
           <w:lang w:eastAsia="ja-JP"/>
         </w:rPr>
         <w:t>//</w:t>
       </w:r>
       <w:r>
         <w:rPr>
-          <w:rFonts w:ascii="Times New Roman" w:hAnsi="Times New Roman" w:cs="Times New Roman" w:hint="eastAsia"/>
+          <w:rFonts w:hint="eastAsia" w:ascii="Times New Roman" w:hAnsi="Times New Roman" w:cs="Times New Roman"/>
           <w:lang w:eastAsia="ja-JP"/>
         </w:rPr>
         <w:t xml:space="preserve"> </w:t>
       </w:r>
       <w:r>
         <w:rPr>
-          <w:rFonts w:ascii="Times New Roman" w:hAnsi="Times New Roman" w:cs="Times New Roman" w:hint="eastAsia"/>
+          <w:rFonts w:hint="eastAsia" w:ascii="Times New Roman" w:hAnsi="Times New Roman" w:cs="Times New Roman"/>
           <w:lang w:eastAsia="ja-JP"/>
         </w:rPr>
         <w:t>重複は後から追加された方を残して</w:t>
       </w:r>
       <w:r>
         <w:rPr>
-          <w:rFonts w:ascii="Times New Roman" w:hAnsi="Times New Roman" w:cs="Times New Roman" w:hint="eastAsia"/>
+          <w:rFonts w:hint="eastAsia" w:ascii="Times New Roman" w:hAnsi="Times New Roman" w:cs="Times New Roman"/>
           <w:lang w:eastAsia="ja-JP"/>
         </w:rPr>
         <w:t>除去</w:t>
       </w:r>
     </w:p>
-    <w:p>
+    <w:p xmlns:wp14="http://schemas.microsoft.com/office/word/2010/wordml" wp14:textId="77777777">
       <w:pPr>
         <w:pStyle w:val="a0"/>
         <w:numPr>
@@ -2395,7 +2373,7 @@
         <w:t>goto 2.</w:t>
       </w:r>
     </w:p>
-    <w:p>
+    <w:p xmlns:wp14="http://schemas.microsoft.com/office/word/2010/wordml" wp14:textId="77777777">
       <w:pPr>
         <w:pStyle w:val="a0"/>
         <w:rPr>
@@ -2410,7 +2388,7 @@
         <w:t>※ 7以降は以下でもよい．</w:t>
       </w:r>
     </w:p>
-    <w:p>
+    <w:p xmlns:wp14="http://schemas.microsoft.com/office/word/2010/wordml" wp14:textId="6AE63A98">
       <w:pPr>
         <w:pStyle w:val="a0"/>
         <w:numPr>
@@ -2426,9 +2404,10 @@
       <w:r>
         <w:rPr>
           <w:rFonts w:ascii="Times New Roman" w:hAnsi="Times New Roman" w:cs="Times New Roman"/>
-          <w:lang w:eastAsia="ja-JP"/>
-        </w:rPr>
-        <w:t>P</w:t>
+          <w:vertAlign w:val="baseline"/>
+          <w:lang w:eastAsia="ja-JP"/>
+        </w:rPr>
+        <w:t>V</w:t>
       </w:r>
       <w:r>
         <w:rPr>
@@ -2436,7 +2415,7 @@
           <w:vertAlign w:val="subscript"/>
           <w:lang w:eastAsia="ja-JP"/>
         </w:rPr>
-        <w:t>A</w:t>
+        <w:t>X</w:t>
       </w:r>
       <w:r>
         <w:rPr>
@@ -2455,7 +2434,8 @@
       <w:r>
         <w:rPr>
           <w:rFonts w:ascii="Times New Roman" w:hAnsi="Times New Roman" w:cs="Times New Roman"/>
-          <w:i/>
+          <w:i w:val="1"/>
+          <w:iCs w:val="1"/>
           <w:lang w:eastAsia="ja-JP"/>
         </w:rPr>
         <w:t>v</w:t>
@@ -2475,7 +2455,7 @@
         <w:t>について，以下を行う．</w:t>
       </w:r>
     </w:p>
-    <w:p>
+    <w:p xmlns:wp14="http://schemas.microsoft.com/office/word/2010/wordml" wp14:textId="22A68FCB">
       <w:pPr>
         <w:pStyle w:val="a0"/>
         <w:numPr>
@@ -2490,7 +2470,7 @@
       </w:pPr>
       <w:r>
         <w:rPr>
-          <w:rFonts w:ascii="Times New Roman" w:hAnsi="Times New Roman" w:cs="Times New Roman" w:hint="eastAsia"/>
+          <w:rFonts w:ascii="Times New Roman" w:hAnsi="Times New Roman" w:cs="Times New Roman"/>
           <w:lang w:eastAsia="ja-JP"/>
         </w:rPr>
         <w:t>もし</w:t>
@@ -2498,7 +2478,8 @@
       <w:r>
         <w:rPr>
           <w:rFonts w:ascii="Times New Roman" w:hAnsi="Times New Roman" w:cs="Times New Roman"/>
-          <w:i/>
+          <w:i w:val="1"/>
+          <w:iCs w:val="1"/>
           <w:lang w:eastAsia="ja-JP"/>
         </w:rPr>
         <w:t>v</w:t>
@@ -2526,14 +2507,14 @@
       </w:r>
       <w:r>
         <w:rPr>
-          <w:rFonts w:ascii="Times New Roman" w:hAnsi="Times New Roman" w:cs="Times New Roman" w:hint="eastAsia"/>
+          <w:rFonts w:ascii="Times New Roman" w:hAnsi="Times New Roman" w:cs="Times New Roman"/>
           <w:lang w:eastAsia="ja-JP"/>
         </w:rPr>
         <w:t>る</w:t>
       </w:r>
       <w:r>
         <w:rPr>
-          <w:rFonts w:ascii="Times New Roman" w:hAnsi="Times New Roman" w:cs="Times New Roman" w:hint="eastAsia"/>
+          <w:rFonts w:ascii="Times New Roman" w:hAnsi="Times New Roman" w:cs="Times New Roman"/>
           <w:lang w:eastAsia="ja-JP"/>
         </w:rPr>
         <w:t>なら，</w:t>
@@ -2541,9 +2522,10 @@
       <w:r>
         <w:rPr>
           <w:rFonts w:ascii="Times New Roman" w:hAnsi="Times New Roman" w:cs="Times New Roman"/>
-          <w:lang w:eastAsia="ja-JP"/>
-        </w:rPr>
-        <w:t>P</w:t>
+          <w:vertAlign w:val="baseline"/>
+          <w:lang w:eastAsia="ja-JP"/>
+        </w:rPr>
+        <w:t>V</w:t>
       </w:r>
       <w:r>
         <w:rPr>
@@ -2551,7 +2533,7 @@
           <w:vertAlign w:val="subscript"/>
           <w:lang w:eastAsia="ja-JP"/>
         </w:rPr>
-        <w:t>A</w:t>
+        <w:t>X</w:t>
       </w:r>
       <w:r>
         <w:rPr>
@@ -2563,7 +2545,8 @@
       <w:r>
         <w:rPr>
           <w:rFonts w:ascii="Times New Roman" w:hAnsi="Times New Roman" w:cs="Times New Roman"/>
-          <w:i/>
+          <w:i w:val="1"/>
+          <w:iCs w:val="1"/>
           <w:lang w:eastAsia="ja-JP"/>
         </w:rPr>
         <w:t>v</w:t>
@@ -2583,7 +2566,7 @@
         <w:t>;</w:t>
       </w:r>
     </w:p>
-    <w:p>
+    <w:p xmlns:wp14="http://schemas.microsoft.com/office/word/2010/wordml" wp14:textId="77777777">
       <w:pPr>
         <w:pStyle w:val="a0"/>
         <w:numPr>
@@ -2599,7 +2582,7 @@
       </w:pPr>
       <w:r>
         <w:rPr>
-          <w:rFonts w:ascii="Times New Roman" w:hAnsi="Times New Roman" w:cs="Times New Roman" w:hint="eastAsia"/>
+          <w:rFonts w:hint="eastAsia" w:ascii="Times New Roman" w:hAnsi="Times New Roman" w:cs="Times New Roman"/>
           <w:u w:val="single"/>
           <w:lang w:eastAsia="ja-JP"/>
         </w:rPr>
@@ -2640,7 +2623,7 @@
       </w:r>
       <w:r>
         <w:rPr>
-          <w:rFonts w:ascii="Times New Roman" w:hAnsi="Times New Roman" w:cs="Times New Roman" w:hint="eastAsia"/>
+          <w:rFonts w:hint="eastAsia" w:ascii="Times New Roman" w:hAnsi="Times New Roman" w:cs="Times New Roman"/>
           <w:u w:val="single"/>
           <w:lang w:eastAsia="ja-JP"/>
         </w:rPr>
@@ -2648,7 +2631,7 @@
       </w:r>
       <w:r>
         <w:rPr>
-          <w:rFonts w:ascii="Times New Roman" w:hAnsi="Times New Roman" w:cs="Times New Roman" w:hint="eastAsia"/>
+          <w:rFonts w:hint="eastAsia" w:ascii="Times New Roman" w:hAnsi="Times New Roman" w:cs="Times New Roman"/>
           <w:u w:val="single"/>
           <w:lang w:eastAsia="ja-JP"/>
         </w:rPr>
@@ -2704,27 +2687,27 @@
       </w:r>
       <w:r>
         <w:rPr>
-          <w:rFonts w:ascii="Times New Roman" w:hAnsi="Times New Roman" w:cs="Times New Roman" w:hint="eastAsia"/>
+          <w:rFonts w:hint="eastAsia" w:ascii="Times New Roman" w:hAnsi="Times New Roman" w:cs="Times New Roman"/>
           <w:lang w:eastAsia="ja-JP"/>
         </w:rPr>
         <w:t>//</w:t>
       </w:r>
       <w:r>
         <w:rPr>
-          <w:rFonts w:ascii="Times New Roman" w:hAnsi="Times New Roman" w:cs="Times New Roman" w:hint="eastAsia"/>
+          <w:rFonts w:hint="eastAsia" w:ascii="Times New Roman" w:hAnsi="Times New Roman" w:cs="Times New Roman"/>
           <w:lang w:eastAsia="ja-JP"/>
         </w:rPr>
         <w:t xml:space="preserve"> </w:t>
       </w:r>
       <w:r>
         <w:rPr>
-          <w:rFonts w:ascii="Times New Roman" w:hAnsi="Times New Roman" w:cs="Times New Roman" w:hint="eastAsia"/>
+          <w:rFonts w:hint="eastAsia" w:ascii="Times New Roman" w:hAnsi="Times New Roman" w:cs="Times New Roman"/>
           <w:lang w:eastAsia="ja-JP"/>
         </w:rPr>
         <w:t>重複をあらかじめ除去</w:t>
       </w:r>
     </w:p>
-    <w:p>
+    <w:p xmlns:wp14="http://schemas.microsoft.com/office/word/2010/wordml" wp14:textId="6425F79F">
       <w:pPr>
         <w:pStyle w:val="a0"/>
         <w:numPr>
@@ -2754,9 +2737,10 @@
       <w:r>
         <w:rPr>
           <w:rFonts w:ascii="Times New Roman" w:hAnsi="Times New Roman" w:cs="Times New Roman"/>
-          <w:lang w:eastAsia="ja-JP"/>
-        </w:rPr>
-        <w:t>P</w:t>
+          <w:vertAlign w:val="baseline"/>
+          <w:lang w:eastAsia="ja-JP"/>
+        </w:rPr>
+        <w:t>V</w:t>
       </w:r>
       <w:r>
         <w:rPr>
@@ -2764,7 +2748,7 @@
           <w:vertAlign w:val="subscript"/>
           <w:lang w:eastAsia="ja-JP"/>
         </w:rPr>
-        <w:t>A</w:t>
+        <w:t>X</w:t>
       </w:r>
       <w:r>
         <w:rPr>
@@ -2781,7 +2765,7 @@
         <w:t>OL;</w:t>
       </w:r>
     </w:p>
-    <w:p>
+    <w:p xmlns:wp14="http://schemas.microsoft.com/office/word/2010/wordml" wp14:textId="77777777">
       <w:pPr>
         <w:pStyle w:val="a0"/>
         <w:numPr>
@@ -2800,7 +2784,7 @@
         <w:t>goto 2</w:t>
       </w:r>
     </w:p>
-    <w:p>
+    <w:p xmlns:wp14="http://schemas.microsoft.com/office/word/2010/wordml" wp14:textId="77777777">
       <w:pPr>
         <w:pStyle w:val="2"/>
         <w:rPr>
@@ -2819,7 +2803,7 @@
         <w:t>グラフの横型探索</w:t>
       </w:r>
     </w:p>
-    <w:p>
+    <w:p xmlns:wp14="http://schemas.microsoft.com/office/word/2010/wordml" wp14:textId="77777777">
       <w:pPr>
         <w:pStyle w:val="a0"/>
         <w:numPr>
@@ -2862,27 +2846,27 @@
       </w:r>
       <w:r>
         <w:rPr>
-          <w:rFonts w:ascii="Times New Roman" w:hAnsi="Times New Roman" w:cs="Times New Roman" w:hint="eastAsia"/>
+          <w:rFonts w:hint="eastAsia" w:ascii="Times New Roman" w:hAnsi="Times New Roman" w:cs="Times New Roman"/>
           <w:lang w:eastAsia="ja-JP"/>
         </w:rPr>
         <w:t>//</w:t>
       </w:r>
       <w:r>
         <w:rPr>
-          <w:rFonts w:ascii="Times New Roman" w:hAnsi="Times New Roman" w:cs="Times New Roman" w:hint="eastAsia"/>
+          <w:rFonts w:hint="eastAsia" w:ascii="Times New Roman" w:hAnsi="Times New Roman" w:cs="Times New Roman"/>
           <w:lang w:eastAsia="ja-JP"/>
         </w:rPr>
         <w:t xml:space="preserve"> CL</w:t>
       </w:r>
       <w:r>
         <w:rPr>
-          <w:rFonts w:ascii="Times New Roman" w:hAnsi="Times New Roman" w:cs="Times New Roman" w:hint="eastAsia"/>
+          <w:rFonts w:hint="eastAsia" w:ascii="Times New Roman" w:hAnsi="Times New Roman" w:cs="Times New Roman"/>
           <w:lang w:eastAsia="ja-JP"/>
         </w:rPr>
         <w:t>は探索済みの状態</w:t>
       </w:r>
     </w:p>
-    <w:p>
+    <w:p xmlns:wp14="http://schemas.microsoft.com/office/word/2010/wordml" wp14:textId="77777777">
       <w:pPr>
         <w:pStyle w:val="a0"/>
         <w:numPr>
@@ -2897,7 +2881,7 @@
       </w:pPr>
       <w:r>
         <w:rPr>
-          <w:rFonts w:ascii="Times New Roman" w:hAnsi="Times New Roman" w:cs="Times New Roman" w:hint="eastAsia"/>
+          <w:rFonts w:hint="eastAsia" w:ascii="Times New Roman" w:hAnsi="Times New Roman" w:cs="Times New Roman"/>
           <w:lang w:eastAsia="ja-JP"/>
         </w:rPr>
         <w:t>もし</w:t>
@@ -2918,7 +2902,7 @@
       </w:r>
       <w:r>
         <w:rPr>
-          <w:rFonts w:ascii="Times New Roman" w:hAnsi="Times New Roman" w:cs="Times New Roman" w:hint="eastAsia"/>
+          <w:rFonts w:hint="eastAsia" w:ascii="Times New Roman" w:hAnsi="Times New Roman" w:cs="Times New Roman"/>
           <w:lang w:eastAsia="ja-JP"/>
         </w:rPr>
         <w:t>なら，失敗として</w:t>
@@ -2938,7 +2922,7 @@
         <w:t>;</w:t>
       </w:r>
     </w:p>
-    <w:p>
+    <w:p xmlns:wp14="http://schemas.microsoft.com/office/word/2010/wordml" wp14:textId="6F06EA27">
       <w:pPr>
         <w:pStyle w:val="a0"/>
         <w:numPr>
@@ -2956,17 +2940,31 @@
           <w:rFonts w:ascii="Times New Roman" w:hAnsi="Times New Roman" w:cs="Times New Roman"/>
           <w:lang w:eastAsia="ja-JP"/>
         </w:rPr>
-        <w:t>A</w:t>
-      </w:r>
-      <w:r>
-        <w:rPr>
-          <w:rFonts w:ascii="Times New Roman" w:hAnsi="Times New Roman" w:cs="Times New Roman"/>
-          <w:lang w:eastAsia="ja-JP"/>
-        </w:rPr>
-        <w:t xml:space="preserve"> ← pop(OL);</w:t>
+        <w:t>X</w:t>
+      </w:r>
+      <w:r>
+        <w:rPr>
+          <w:rFonts w:ascii="Times New Roman" w:hAnsi="Times New Roman" w:cs="Times New Roman"/>
+          <w:lang w:eastAsia="ja-JP"/>
+        </w:rPr>
+        <w:t xml:space="preserve"> ← </w:t>
+      </w:r>
+      <w:r>
+        <w:rPr>
+          <w:rFonts w:ascii="Times New Roman" w:hAnsi="Times New Roman" w:cs="Times New Roman"/>
+          <w:lang w:eastAsia="ja-JP"/>
+        </w:rPr>
+        <w:t>pop(</w:t>
+      </w:r>
+      <w:r>
+        <w:rPr>
+          <w:rFonts w:ascii="Times New Roman" w:hAnsi="Times New Roman" w:cs="Times New Roman"/>
+          <w:lang w:eastAsia="ja-JP"/>
+        </w:rPr>
+        <w:t>OL);</w:t>
       </w:r>
     </w:p>
-    <w:p>
+    <w:p xmlns:wp14="http://schemas.microsoft.com/office/word/2010/wordml" wp14:textId="200DA858">
       <w:pPr>
         <w:pStyle w:val="a0"/>
         <w:numPr>
@@ -2981,7 +2979,7 @@
       </w:pPr>
       <w:r>
         <w:rPr>
-          <w:rFonts w:ascii="Times New Roman" w:hAnsi="Times New Roman" w:cs="Times New Roman" w:hint="eastAsia"/>
+          <w:rFonts w:ascii="Times New Roman" w:hAnsi="Times New Roman" w:cs="Times New Roman"/>
           <w:lang w:eastAsia="ja-JP"/>
         </w:rPr>
         <w:t>もし</w:t>
@@ -2991,7 +2989,7 @@
           <w:rFonts w:ascii="Times New Roman" w:hAnsi="Times New Roman" w:cs="Times New Roman"/>
           <w:lang w:eastAsia="ja-JP"/>
         </w:rPr>
-        <w:t>A</w:t>
+        <w:t>X</w:t>
       </w:r>
       <w:r>
         <w:rPr>
@@ -3002,7 +3000,7 @@
       </w:r>
       <w:r>
         <w:rPr>
-          <w:rFonts w:ascii="Times New Roman" w:hAnsi="Times New Roman" w:cs="Times New Roman" w:hint="eastAsia"/>
+          <w:rFonts w:ascii="Times New Roman" w:hAnsi="Times New Roman" w:cs="Times New Roman"/>
           <w:lang w:eastAsia="ja-JP"/>
         </w:rPr>
         <w:t>なら，成功として</w:t>
@@ -3022,7 +3020,7 @@
         <w:t>;</w:t>
       </w:r>
     </w:p>
-    <w:p>
+    <w:p xmlns:wp14="http://schemas.microsoft.com/office/word/2010/wordml" wp14:textId="310E9956">
       <w:pPr>
         <w:pStyle w:val="a0"/>
         <w:numPr>
@@ -3038,9 +3036,10 @@
       <w:r>
         <w:rPr>
           <w:rFonts w:ascii="Times New Roman" w:hAnsi="Times New Roman" w:cs="Times New Roman"/>
-          <w:lang w:eastAsia="ja-JP"/>
-        </w:rPr>
-        <w:t>P</w:t>
+          <w:vertAlign w:val="baseline"/>
+          <w:lang w:eastAsia="ja-JP"/>
+        </w:rPr>
+        <w:t>V</w:t>
       </w:r>
       <w:r>
         <w:rPr>
@@ -3048,17 +3047,31 @@
           <w:vertAlign w:val="subscript"/>
           <w:lang w:eastAsia="ja-JP"/>
         </w:rPr>
-        <w:t>A</w:t>
-      </w:r>
-      <w:r>
-        <w:rPr>
-          <w:rFonts w:ascii="Times New Roman" w:hAnsi="Times New Roman" w:cs="Times New Roman"/>
-          <w:lang w:eastAsia="ja-JP"/>
-        </w:rPr>
-        <w:t xml:space="preserve"> ← next(A);</w:t>
+        <w:t>X</w:t>
+      </w:r>
+      <w:r>
+        <w:rPr>
+          <w:rFonts w:ascii="Times New Roman" w:hAnsi="Times New Roman" w:cs="Times New Roman"/>
+          <w:lang w:eastAsia="ja-JP"/>
+        </w:rPr>
+        <w:t xml:space="preserve"> ← next(</w:t>
+      </w:r>
+      <w:r>
+        <w:rPr>
+          <w:rFonts w:ascii="Times New Roman" w:hAnsi="Times New Roman" w:cs="Times New Roman"/>
+          <w:lang w:eastAsia="ja-JP"/>
+        </w:rPr>
+        <w:t>X</w:t>
+      </w:r>
+      <w:r>
+        <w:rPr>
+          <w:rFonts w:ascii="Times New Roman" w:hAnsi="Times New Roman" w:cs="Times New Roman"/>
+          <w:lang w:eastAsia="ja-JP"/>
+        </w:rPr>
+        <w:t>);</w:t>
       </w:r>
     </w:p>
-    <w:p>
+    <w:p xmlns:wp14="http://schemas.microsoft.com/office/word/2010/wordml" wp14:textId="0B39C7CA">
       <w:pPr>
         <w:pStyle w:val="a0"/>
         <w:numPr>
@@ -3083,7 +3096,7 @@
           <w:rFonts w:ascii="Times New Roman" w:hAnsi="Times New Roman" w:cs="Times New Roman"/>
           <w:lang w:eastAsia="ja-JP"/>
         </w:rPr>
-        <w:t>A</w:t>
+        <w:t>X</w:t>
       </w:r>
       <w:r>
         <w:rPr>
@@ -3100,43 +3113,27 @@
         <w:t xml:space="preserve"> </w:t>
       </w:r>
       <w:r>
-        <w:rPr>
-          <w:rFonts w:ascii="Times New Roman" w:hAnsi="Times New Roman" w:cs="Times New Roman"/>
-          <w:lang w:eastAsia="ja-JP"/>
-        </w:rPr>
         <w:tab/>
       </w:r>
       <w:r>
-        <w:rPr>
-          <w:rFonts w:ascii="Times New Roman" w:hAnsi="Times New Roman" w:cs="Times New Roman"/>
-          <w:lang w:eastAsia="ja-JP"/>
-        </w:rPr>
         <w:tab/>
       </w:r>
       <w:r>
-        <w:rPr>
-          <w:rFonts w:ascii="Times New Roman" w:hAnsi="Times New Roman" w:cs="Times New Roman"/>
-          <w:lang w:eastAsia="ja-JP"/>
-        </w:rPr>
         <w:tab/>
       </w:r>
       <w:r>
-        <w:rPr>
-          <w:rFonts w:ascii="Times New Roman" w:hAnsi="Times New Roman" w:cs="Times New Roman"/>
-          <w:lang w:eastAsia="ja-JP"/>
-        </w:rPr>
         <w:tab/>
       </w:r>
       <w:r>
         <w:rPr>
-          <w:rFonts w:ascii="Times New Roman" w:hAnsi="Times New Roman" w:cs="Times New Roman" w:hint="eastAsia"/>
+          <w:rFonts w:ascii="Times New Roman" w:hAnsi="Times New Roman" w:cs="Times New Roman"/>
           <w:lang w:eastAsia="ja-JP"/>
         </w:rPr>
         <w:t>//</w:t>
       </w:r>
       <w:r>
         <w:rPr>
-          <w:rFonts w:ascii="Times New Roman" w:hAnsi="Times New Roman" w:cs="Times New Roman" w:hint="eastAsia"/>
+          <w:rFonts w:ascii="Times New Roman" w:hAnsi="Times New Roman" w:cs="Times New Roman"/>
           <w:lang w:eastAsia="ja-JP"/>
         </w:rPr>
         <w:t xml:space="preserve"> </w:t>
@@ -3146,17 +3143,17 @@
           <w:rFonts w:ascii="Times New Roman" w:hAnsi="Times New Roman" w:cs="Times New Roman"/>
           <w:lang w:eastAsia="ja-JP"/>
         </w:rPr>
-        <w:t>A</w:t>
-      </w:r>
-      <w:r>
-        <w:rPr>
-          <w:rFonts w:ascii="Times New Roman" w:hAnsi="Times New Roman" w:cs="Times New Roman" w:hint="eastAsia"/>
+        <w:t>X</w:t>
+      </w:r>
+      <w:r>
+        <w:rPr>
+          <w:rFonts w:ascii="Times New Roman" w:hAnsi="Times New Roman" w:cs="Times New Roman"/>
           <w:lang w:eastAsia="ja-JP"/>
         </w:rPr>
         <w:t>を探索済みとする</w:t>
       </w:r>
     </w:p>
-    <w:p>
+    <w:p xmlns:wp14="http://schemas.microsoft.com/office/word/2010/wordml" wp14:textId="70F2A52D">
       <w:pPr>
         <w:pStyle w:val="a0"/>
         <w:numPr>
@@ -3172,9 +3169,10 @@
       <w:r>
         <w:rPr>
           <w:rFonts w:ascii="Times New Roman" w:hAnsi="Times New Roman" w:cs="Times New Roman"/>
-          <w:lang w:eastAsia="ja-JP"/>
-        </w:rPr>
-        <w:t>P</w:t>
+          <w:vertAlign w:val="baseline"/>
+          <w:lang w:eastAsia="ja-JP"/>
+        </w:rPr>
+        <w:t>V</w:t>
       </w:r>
       <w:r>
         <w:rPr>
@@ -3182,7 +3180,7 @@
           <w:vertAlign w:val="subscript"/>
           <w:lang w:eastAsia="ja-JP"/>
         </w:rPr>
-        <w:t>A</w:t>
+        <w:t>X</w:t>
       </w:r>
       <w:r>
         <w:rPr>
@@ -3201,7 +3199,8 @@
       <w:r>
         <w:rPr>
           <w:rFonts w:ascii="Times New Roman" w:hAnsi="Times New Roman" w:cs="Times New Roman"/>
-          <w:i/>
+          <w:i w:val="1"/>
+          <w:iCs w:val="1"/>
           <w:lang w:eastAsia="ja-JP"/>
         </w:rPr>
         <w:t>v</w:t>
@@ -3221,7 +3220,7 @@
         <w:t>について，以下を行う．</w:t>
       </w:r>
     </w:p>
-    <w:p>
+    <w:p xmlns:wp14="http://schemas.microsoft.com/office/word/2010/wordml" wp14:textId="1E0D497F">
       <w:pPr>
         <w:pStyle w:val="a0"/>
         <w:numPr>
@@ -3236,7 +3235,7 @@
       </w:pPr>
       <w:r>
         <w:rPr>
-          <w:rFonts w:ascii="Times New Roman" w:hAnsi="Times New Roman" w:cs="Times New Roman" w:hint="eastAsia"/>
+          <w:rFonts w:ascii="Times New Roman" w:hAnsi="Times New Roman" w:cs="Times New Roman"/>
           <w:lang w:eastAsia="ja-JP"/>
         </w:rPr>
         <w:t>もし</w:t>
@@ -3244,7 +3243,8 @@
       <w:r>
         <w:rPr>
           <w:rFonts w:ascii="Times New Roman" w:hAnsi="Times New Roman" w:cs="Times New Roman"/>
-          <w:i/>
+          <w:i w:val="1"/>
+          <w:iCs w:val="1"/>
           <w:lang w:eastAsia="ja-JP"/>
         </w:rPr>
         <w:t>v</w:t>
@@ -3272,14 +3272,14 @@
       </w:r>
       <w:r>
         <w:rPr>
-          <w:rFonts w:ascii="Times New Roman" w:hAnsi="Times New Roman" w:cs="Times New Roman" w:hint="eastAsia"/>
+          <w:rFonts w:ascii="Times New Roman" w:hAnsi="Times New Roman" w:cs="Times New Roman"/>
           <w:lang w:eastAsia="ja-JP"/>
         </w:rPr>
         <w:t>る</w:t>
       </w:r>
       <w:r>
         <w:rPr>
-          <w:rFonts w:ascii="Times New Roman" w:hAnsi="Times New Roman" w:cs="Times New Roman" w:hint="eastAsia"/>
+          <w:rFonts w:ascii="Times New Roman" w:hAnsi="Times New Roman" w:cs="Times New Roman"/>
           <w:lang w:eastAsia="ja-JP"/>
         </w:rPr>
         <w:t>なら，</w:t>
@@ -3287,9 +3287,10 @@
       <w:r>
         <w:rPr>
           <w:rFonts w:ascii="Times New Roman" w:hAnsi="Times New Roman" w:cs="Times New Roman"/>
-          <w:lang w:eastAsia="ja-JP"/>
-        </w:rPr>
-        <w:t>P</w:t>
+          <w:vertAlign w:val="baseline"/>
+          <w:lang w:eastAsia="ja-JP"/>
+        </w:rPr>
+        <w:t>V</w:t>
       </w:r>
       <w:r>
         <w:rPr>
@@ -3297,7 +3298,7 @@
           <w:vertAlign w:val="subscript"/>
           <w:lang w:eastAsia="ja-JP"/>
         </w:rPr>
-        <w:t>A</w:t>
+        <w:t>X</w:t>
       </w:r>
       <w:r>
         <w:rPr>
@@ -3309,7 +3310,8 @@
       <w:r>
         <w:rPr>
           <w:rFonts w:ascii="Times New Roman" w:hAnsi="Times New Roman" w:cs="Times New Roman"/>
-          <w:i/>
+          <w:i w:val="1"/>
+          <w:iCs w:val="1"/>
           <w:lang w:eastAsia="ja-JP"/>
         </w:rPr>
         <w:t>v</w:t>
@@ -3336,10 +3338,6 @@
         <w:t xml:space="preserve"> </w:t>
       </w:r>
       <w:r>
-        <w:rPr>
-          <w:rFonts w:ascii="Times New Roman" w:hAnsi="Times New Roman" w:cs="Times New Roman"/>
-          <w:lang w:eastAsia="ja-JP"/>
-        </w:rPr>
         <w:tab/>
       </w:r>
       <w:r>
@@ -3351,20 +3349,20 @@
       </w:r>
       <w:r>
         <w:rPr>
-          <w:rFonts w:ascii="Times New Roman" w:hAnsi="Times New Roman" w:cs="Times New Roman" w:hint="eastAsia"/>
+          <w:rFonts w:ascii="Times New Roman" w:hAnsi="Times New Roman" w:cs="Times New Roman"/>
           <w:lang w:eastAsia="ja-JP"/>
         </w:rPr>
         <w:t xml:space="preserve"> </w:t>
       </w:r>
       <w:r>
         <w:rPr>
-          <w:rFonts w:ascii="Times New Roman" w:hAnsi="Times New Roman" w:cs="Times New Roman" w:hint="eastAsia"/>
+          <w:rFonts w:ascii="Times New Roman" w:hAnsi="Times New Roman" w:cs="Times New Roman"/>
           <w:lang w:eastAsia="ja-JP"/>
         </w:rPr>
         <w:t>探索済みの状態を除外</w:t>
       </w:r>
     </w:p>
-    <w:p>
+    <w:p xmlns:wp14="http://schemas.microsoft.com/office/word/2010/wordml" wp14:textId="445AD70A">
       <w:pPr>
         <w:pStyle w:val="a0"/>
         <w:numPr>
@@ -3401,7 +3399,7 @@
       </w:r>
       <w:r>
         <w:rPr>
-          <w:rFonts w:ascii="Times New Roman" w:hAnsi="Times New Roman" w:cs="Times New Roman" w:hint="eastAsia"/>
+          <w:rFonts w:ascii="Times New Roman" w:hAnsi="Times New Roman" w:cs="Times New Roman"/>
           <w:u w:val="single"/>
           <w:lang w:eastAsia="ja-JP"/>
         </w:rPr>
@@ -3411,9 +3409,10 @@
         <w:rPr>
           <w:rFonts w:ascii="Times New Roman" w:hAnsi="Times New Roman" w:cs="Times New Roman"/>
           <w:u w:val="single"/>
-          <w:lang w:eastAsia="ja-JP"/>
-        </w:rPr>
-        <w:t>P</w:t>
+          <w:vertAlign w:val="baseline"/>
+          <w:lang w:eastAsia="ja-JP"/>
+        </w:rPr>
+        <w:t>V</w:t>
       </w:r>
       <w:r>
         <w:rPr>
@@ -3422,7 +3421,7 @@
           <w:vertAlign w:val="subscript"/>
           <w:lang w:eastAsia="ja-JP"/>
         </w:rPr>
-        <w:t>A</w:t>
+        <w:t>X</w:t>
       </w:r>
       <w:r>
         <w:rPr>
@@ -3432,7 +3431,7 @@
         <w:t>;</w:t>
       </w:r>
     </w:p>
-    <w:p>
+    <w:p xmlns:wp14="http://schemas.microsoft.com/office/word/2010/wordml" wp14:textId="77777777">
       <w:pPr>
         <w:pStyle w:val="a0"/>
         <w:numPr>
@@ -3489,41 +3488,41 @@
       </w:r>
       <w:r>
         <w:rPr>
-          <w:rFonts w:ascii="Times New Roman" w:hAnsi="Times New Roman" w:cs="Times New Roman" w:hint="eastAsia"/>
+          <w:rFonts w:hint="eastAsia" w:ascii="Times New Roman" w:hAnsi="Times New Roman" w:cs="Times New Roman"/>
           <w:lang w:eastAsia="ja-JP"/>
         </w:rPr>
         <w:t>//</w:t>
       </w:r>
       <w:r>
         <w:rPr>
-          <w:rFonts w:ascii="Times New Roman" w:hAnsi="Times New Roman" w:cs="Times New Roman" w:hint="eastAsia"/>
+          <w:rFonts w:hint="eastAsia" w:ascii="Times New Roman" w:hAnsi="Times New Roman" w:cs="Times New Roman"/>
           <w:lang w:eastAsia="ja-JP"/>
         </w:rPr>
         <w:t xml:space="preserve"> </w:t>
       </w:r>
       <w:r>
         <w:rPr>
-          <w:rFonts w:ascii="Times New Roman" w:hAnsi="Times New Roman" w:cs="Times New Roman" w:hint="eastAsia"/>
+          <w:rFonts w:hint="eastAsia" w:ascii="Times New Roman" w:hAnsi="Times New Roman" w:cs="Times New Roman"/>
           <w:lang w:eastAsia="ja-JP"/>
         </w:rPr>
         <w:t>重複</w:t>
       </w:r>
       <w:r>
         <w:rPr>
-          <w:rFonts w:ascii="Times New Roman" w:hAnsi="Times New Roman" w:cs="Times New Roman" w:hint="eastAsia"/>
+          <w:rFonts w:hint="eastAsia" w:ascii="Times New Roman" w:hAnsi="Times New Roman" w:cs="Times New Roman"/>
           <w:lang w:eastAsia="ja-JP"/>
         </w:rPr>
         <w:t>は後から追加された方</w:t>
       </w:r>
       <w:r>
         <w:rPr>
-          <w:rFonts w:ascii="Times New Roman" w:hAnsi="Times New Roman" w:cs="Times New Roman" w:hint="eastAsia"/>
+          <w:rFonts w:hint="eastAsia" w:ascii="Times New Roman" w:hAnsi="Times New Roman" w:cs="Times New Roman"/>
           <w:lang w:eastAsia="ja-JP"/>
         </w:rPr>
         <w:t>を除去</w:t>
       </w:r>
     </w:p>
-    <w:p>
+    <w:p xmlns:wp14="http://schemas.microsoft.com/office/word/2010/wordml" wp14:textId="77777777">
       <w:pPr>
         <w:pStyle w:val="a0"/>
         <w:numPr>
@@ -3542,7 +3541,7 @@
         <w:t>goto 2</w:t>
       </w:r>
     </w:p>
-    <w:p>
+    <w:p xmlns:wp14="http://schemas.microsoft.com/office/word/2010/wordml" wp14:textId="77777777">
       <w:pPr>
         <w:pStyle w:val="a0"/>
         <w:rPr>
@@ -3557,7 +3556,7 @@
         <w:t>※ 7以降は以下でもよい．</w:t>
       </w:r>
     </w:p>
-    <w:p>
+    <w:p xmlns:wp14="http://schemas.microsoft.com/office/word/2010/wordml" wp14:textId="1E1A9A59">
       <w:pPr>
         <w:pStyle w:val="a0"/>
         <w:numPr>
@@ -3573,9 +3572,10 @@
       <w:r>
         <w:rPr>
           <w:rFonts w:ascii="Times New Roman" w:hAnsi="Times New Roman" w:cs="Times New Roman"/>
-          <w:lang w:eastAsia="ja-JP"/>
-        </w:rPr>
-        <w:t>P</w:t>
+          <w:vertAlign w:val="baseline"/>
+          <w:lang w:eastAsia="ja-JP"/>
+        </w:rPr>
+        <w:t>V</w:t>
       </w:r>
       <w:r>
         <w:rPr>
@@ -3583,7 +3583,7 @@
           <w:vertAlign w:val="subscript"/>
           <w:lang w:eastAsia="ja-JP"/>
         </w:rPr>
-        <w:t>A</w:t>
+        <w:t>X</w:t>
       </w:r>
       <w:r>
         <w:rPr>
@@ -3602,7 +3602,8 @@
       <w:r>
         <w:rPr>
           <w:rFonts w:ascii="Times New Roman" w:hAnsi="Times New Roman" w:cs="Times New Roman"/>
-          <w:i/>
+          <w:i w:val="1"/>
+          <w:iCs w:val="1"/>
           <w:lang w:eastAsia="ja-JP"/>
         </w:rPr>
         <w:t>v</w:t>
@@ -3622,7 +3623,7 @@
         <w:t>について，以下を行う．</w:t>
       </w:r>
     </w:p>
-    <w:p>
+    <w:p xmlns:wp14="http://schemas.microsoft.com/office/word/2010/wordml" wp14:textId="796C4298">
       <w:pPr>
         <w:pStyle w:val="a0"/>
         <w:numPr>
@@ -3638,7 +3639,7 @@
       </w:pPr>
       <w:r>
         <w:rPr>
-          <w:rFonts w:ascii="Times New Roman" w:hAnsi="Times New Roman" w:cs="Times New Roman" w:hint="eastAsia"/>
+          <w:rFonts w:ascii="Times New Roman" w:hAnsi="Times New Roman" w:cs="Times New Roman"/>
           <w:lang w:eastAsia="ja-JP"/>
         </w:rPr>
         <w:t>もし</w:t>
@@ -3646,7 +3647,8 @@
       <w:r>
         <w:rPr>
           <w:rFonts w:ascii="Times New Roman" w:hAnsi="Times New Roman" w:cs="Times New Roman"/>
-          <w:i/>
+          <w:i w:val="1"/>
+          <w:iCs w:val="1"/>
           <w:lang w:eastAsia="ja-JP"/>
         </w:rPr>
         <w:t>v</w:t>
@@ -3667,7 +3669,7 @@
       </w:r>
       <w:r>
         <w:rPr>
-          <w:rFonts w:ascii="Times New Roman" w:hAnsi="Times New Roman" w:cs="Times New Roman" w:hint="eastAsia"/>
+          <w:rFonts w:ascii="Times New Roman" w:hAnsi="Times New Roman" w:cs="Times New Roman"/>
           <w:u w:val="single"/>
           <w:lang w:eastAsia="ja-JP"/>
         </w:rPr>
@@ -3675,7 +3677,7 @@
       </w:r>
       <w:r>
         <w:rPr>
-          <w:rFonts w:ascii="Times New Roman" w:hAnsi="Times New Roman" w:cs="Times New Roman" w:hint="eastAsia"/>
+          <w:rFonts w:ascii="Times New Roman" w:hAnsi="Times New Roman" w:cs="Times New Roman"/>
           <w:u w:val="single"/>
           <w:lang w:eastAsia="ja-JP"/>
         </w:rPr>
@@ -3690,14 +3692,14 @@
       </w:r>
       <w:r>
         <w:rPr>
-          <w:rFonts w:ascii="Times New Roman" w:hAnsi="Times New Roman" w:cs="Times New Roman" w:hint="eastAsia"/>
+          <w:rFonts w:ascii="Times New Roman" w:hAnsi="Times New Roman" w:cs="Times New Roman"/>
           <w:lang w:eastAsia="ja-JP"/>
         </w:rPr>
         <w:t>る</w:t>
       </w:r>
       <w:r>
         <w:rPr>
-          <w:rFonts w:ascii="Times New Roman" w:hAnsi="Times New Roman" w:cs="Times New Roman" w:hint="eastAsia"/>
+          <w:rFonts w:ascii="Times New Roman" w:hAnsi="Times New Roman" w:cs="Times New Roman"/>
           <w:lang w:eastAsia="ja-JP"/>
         </w:rPr>
         <w:t>なら，</w:t>
@@ -3705,9 +3707,10 @@
       <w:r>
         <w:rPr>
           <w:rFonts w:ascii="Times New Roman" w:hAnsi="Times New Roman" w:cs="Times New Roman"/>
-          <w:lang w:eastAsia="ja-JP"/>
-        </w:rPr>
-        <w:t>P</w:t>
+          <w:vertAlign w:val="baseline"/>
+          <w:lang w:eastAsia="ja-JP"/>
+        </w:rPr>
+        <w:t>V</w:t>
       </w:r>
       <w:r>
         <w:rPr>
@@ -3715,7 +3718,7 @@
           <w:vertAlign w:val="subscript"/>
           <w:lang w:eastAsia="ja-JP"/>
         </w:rPr>
-        <w:t>A</w:t>
+        <w:t>X</w:t>
       </w:r>
       <w:r>
         <w:rPr>
@@ -3727,7 +3730,8 @@
       <w:r>
         <w:rPr>
           <w:rFonts w:ascii="Times New Roman" w:hAnsi="Times New Roman" w:cs="Times New Roman"/>
-          <w:i/>
+          <w:i w:val="1"/>
+          <w:iCs w:val="1"/>
           <w:lang w:eastAsia="ja-JP"/>
         </w:rPr>
         <w:t>v</w:t>
@@ -3754,7 +3758,7 @@
         <w:t xml:space="preserve"> </w:t>
       </w:r>
     </w:p>
-    <w:p>
+    <w:p xmlns:wp14="http://schemas.microsoft.com/office/word/2010/wordml" wp14:textId="680E3849">
       <w:pPr>
         <w:pStyle w:val="a0"/>
         <w:numPr>
@@ -3790,7 +3794,7 @@
       </w:r>
       <w:r>
         <w:rPr>
-          <w:rFonts w:ascii="Times New Roman" w:hAnsi="Times New Roman" w:cs="Times New Roman" w:hint="eastAsia"/>
+          <w:rFonts w:ascii="Times New Roman" w:hAnsi="Times New Roman" w:cs="Times New Roman"/>
           <w:lang w:eastAsia="ja-JP"/>
         </w:rPr>
         <w:t xml:space="preserve"> + </w:t>
@@ -3798,9 +3802,10 @@
       <w:r>
         <w:rPr>
           <w:rFonts w:ascii="Times New Roman" w:hAnsi="Times New Roman" w:cs="Times New Roman"/>
-          <w:lang w:eastAsia="ja-JP"/>
-        </w:rPr>
-        <w:t>P</w:t>
+          <w:vertAlign w:val="baseline"/>
+          <w:lang w:eastAsia="ja-JP"/>
+        </w:rPr>
+        <w:t>V</w:t>
       </w:r>
       <w:r>
         <w:rPr>
@@ -3808,7 +3813,7 @@
           <w:vertAlign w:val="subscript"/>
           <w:lang w:eastAsia="ja-JP"/>
         </w:rPr>
-        <w:t>A</w:t>
+        <w:t>X</w:t>
       </w:r>
       <w:r>
         <w:rPr>
@@ -3817,10 +3822,10 @@
         </w:rPr>
         <w:t>;</w:t>
       </w:r>
-      <w:bookmarkStart w:id="1" w:name="_GoBack"/>
+      <w:bookmarkStart w:name="_GoBack" w:id="1"/>
       <w:bookmarkEnd w:id="1"/>
     </w:p>
-    <w:p>
+    <w:p xmlns:wp14="http://schemas.microsoft.com/office/word/2010/wordml" wp14:textId="77777777">
       <w:pPr>
         <w:pStyle w:val="a0"/>
         <w:numPr>
@@ -3841,7 +3846,7 @@
     </w:p>
     <w:sectPr>
       <w:footerReference w:type="default" r:id="rId7"/>
-      <w:pgSz w:w="11906" w:h="16838" w:code="9"/>
+      <w:pgSz w:w="11906" w:h="16838" w:orient="portrait" w:code="9"/>
       <w:pgMar w:top="1701" w:right="1440" w:bottom="1701" w:left="1440" w:header="720" w:footer="720" w:gutter="0"/>
       <w:cols w:space="720"/>
       <w:docGrid w:linePitch="299"/>
@@ -3853,7 +3858,7 @@
 <file path=word/endnotes.xml><?xml version="1.0" encoding="utf-8"?>
 <w:endnotes xmlns:wpc="http://schemas.microsoft.com/office/word/2010/wordprocessingCanvas" xmlns:cx="http://schemas.microsoft.com/office/drawing/2014/chartex" xmlns:cx1="http://schemas.microsoft.com/office/drawing/2015/9/8/chartex" xmlns:mc="http://schemas.openxmlformats.org/markup-compatibility/2006" xmlns:o="urn:schemas-microsoft-com:office:office" xmlns:r="http://schemas.openxmlformats.org/officeDocument/2006/relationships" xmlns:m="http://schemas.openxmlformats.org/officeDocument/2006/math" xmlns:v="urn:schemas-microsoft-com:vml" xmlns:wp14="http://schemas.microsoft.com/office/word/2010/wordprocessingDrawing" xmlns:wp="http://schemas.openxmlformats.org/drawingml/2006/wordprocessingDrawing" xmlns:w10="urn:schemas-microsoft-com:office:word" xmlns:w="http://schemas.openxmlformats.org/wordprocessingml/2006/main" xmlns:w14="http://schemas.microsoft.com/office/word/2010/wordml" xmlns:w15="http://schemas.microsoft.com/office/word/2012/wordml" xmlns:w16se="http://schemas.microsoft.com/office/word/2015/wordml/symex" xmlns:wpg="http://schemas.microsoft.com/office/word/2010/wordprocessingGroup" xmlns:wpi="http://schemas.microsoft.com/office/word/2010/wordprocessingInk" xmlns:wne="http://schemas.microsoft.com/office/word/2006/wordml" xmlns:wps="http://schemas.microsoft.com/office/word/2010/wordprocessingShape" mc:Ignorable="w14 w15 w16se wp14">
   <w:endnote w:type="separator" w:id="-1">
-    <w:p>
+    <w:p xmlns:wp14="http://schemas.microsoft.com/office/word/2010/wordml" wp14:textId="77777777">
       <w:pPr>
         <w:spacing w:after="0"/>
       </w:pPr>
@@ -3863,7 +3868,7 @@
     </w:p>
   </w:endnote>
   <w:endnote w:type="continuationSeparator" w:id="0">
-    <w:p>
+    <w:p xmlns:wp14="http://schemas.microsoft.com/office/word/2010/wordml" wp14:textId="77777777">
       <w:pPr>
         <w:spacing w:after="0"/>
       </w:pPr>
@@ -3895,7 +3900,7 @@
           </w:docPartObj>
         </w:sdtPr>
         <w:sdtContent>
-          <w:p>
+          <w:p xmlns:wp14="http://schemas.microsoft.com/office/word/2010/wordml" wp14:textId="77777777">
             <w:pPr>
               <w:pStyle w:val="af1"/>
               <w:jc w:val="center"/>
@@ -3995,7 +4000,7 @@
       </w:sdt>
     </w:sdtContent>
   </w:sdt>
-  <w:p>
+  <w:p xmlns:wp14="http://schemas.microsoft.com/office/word/2010/wordml" wp14:textId="77777777">
     <w:pPr>
       <w:pStyle w:val="af1"/>
     </w:pPr>
@@ -4006,14 +4011,14 @@
 <file path=word/footnotes.xml><?xml version="1.0" encoding="utf-8"?>
 <w:footnotes xmlns:wpc="http://schemas.microsoft.com/office/word/2010/wordprocessingCanvas" xmlns:cx="http://schemas.microsoft.com/office/drawing/2014/chartex" xmlns:cx1="http://schemas.microsoft.com/office/drawing/2015/9/8/chartex" xmlns:mc="http://schemas.openxmlformats.org/markup-compatibility/2006" xmlns:o="urn:schemas-microsoft-com:office:office" xmlns:r="http://schemas.openxmlformats.org/officeDocument/2006/relationships" xmlns:m="http://schemas.openxmlformats.org/officeDocument/2006/math" xmlns:v="urn:schemas-microsoft-com:vml" xmlns:wp14="http://schemas.microsoft.com/office/word/2010/wordprocessingDrawing" xmlns:wp="http://schemas.openxmlformats.org/drawingml/2006/wordprocessingDrawing" xmlns:w10="urn:schemas-microsoft-com:office:word" xmlns:w="http://schemas.openxmlformats.org/wordprocessingml/2006/main" xmlns:w14="http://schemas.microsoft.com/office/word/2010/wordml" xmlns:w15="http://schemas.microsoft.com/office/word/2012/wordml" xmlns:w16se="http://schemas.microsoft.com/office/word/2015/wordml/symex" xmlns:wpg="http://schemas.microsoft.com/office/word/2010/wordprocessingGroup" xmlns:wpi="http://schemas.microsoft.com/office/word/2010/wordprocessingInk" xmlns:wne="http://schemas.microsoft.com/office/word/2006/wordml" xmlns:wps="http://schemas.microsoft.com/office/word/2010/wordprocessingShape" mc:Ignorable="w14 w15 w16se wp14">
   <w:footnote w:type="separator" w:id="-1">
-    <w:p>
+    <w:p xmlns:wp14="http://schemas.microsoft.com/office/word/2010/wordml" wp14:textId="77777777">
       <w:r>
         <w:separator/>
       </w:r>
     </w:p>
   </w:footnote>
   <w:footnote w:type="continuationSeparator" w:id="0">
-    <w:p>
+    <w:p xmlns:wp14="http://schemas.microsoft.com/office/word/2010/wordml" wp14:textId="77777777">
       <w:r>
         <w:continuationSeparator/>
       </w:r>
@@ -4254,7 +4259,7 @@
         <w:ind w:left="420" w:hanging="420"/>
       </w:pPr>
       <w:rPr>
-        <w:rFonts w:ascii="Wingdings" w:hAnsi="Wingdings" w:hint="default"/>
+        <w:rFonts w:hint="default" w:ascii="Wingdings" w:hAnsi="Wingdings"/>
       </w:rPr>
     </w:lvl>
     <w:lvl w:ilvl="1" w:tplc="44DC1F38">
@@ -4265,7 +4270,7 @@
         <w:ind w:left="780" w:hanging="360"/>
       </w:pPr>
       <w:rPr>
-        <w:rFonts w:ascii="游明朝" w:eastAsia="游明朝" w:hAnsi="游明朝" w:cstheme="minorBidi" w:hint="eastAsia"/>
+        <w:rFonts w:hint="eastAsia" w:ascii="游明朝" w:hAnsi="游明朝" w:eastAsia="游明朝" w:cstheme="minorBidi"/>
       </w:rPr>
     </w:lvl>
     <w:lvl w:ilvl="2" w:tplc="0409000D" w:tentative="1">
@@ -4277,7 +4282,7 @@
         <w:ind w:left="1260" w:hanging="420"/>
       </w:pPr>
       <w:rPr>
-        <w:rFonts w:ascii="Wingdings" w:hAnsi="Wingdings" w:hint="default"/>
+        <w:rFonts w:hint="default" w:ascii="Wingdings" w:hAnsi="Wingdings"/>
       </w:rPr>
     </w:lvl>
     <w:lvl w:ilvl="3" w:tplc="04090001" w:tentative="1">
@@ -4289,7 +4294,7 @@
         <w:ind w:left="1680" w:hanging="420"/>
       </w:pPr>
       <w:rPr>
-        <w:rFonts w:ascii="Wingdings" w:hAnsi="Wingdings" w:hint="default"/>
+        <w:rFonts w:hint="default" w:ascii="Wingdings" w:hAnsi="Wingdings"/>
       </w:rPr>
     </w:lvl>
     <w:lvl w:ilvl="4" w:tplc="0409000B" w:tentative="1">
@@ -4301,7 +4306,7 @@
         <w:ind w:left="2100" w:hanging="420"/>
       </w:pPr>
       <w:rPr>
-        <w:rFonts w:ascii="Wingdings" w:hAnsi="Wingdings" w:hint="default"/>
+        <w:rFonts w:hint="default" w:ascii="Wingdings" w:hAnsi="Wingdings"/>
       </w:rPr>
     </w:lvl>
     <w:lvl w:ilvl="5" w:tplc="0409000D" w:tentative="1">
@@ -4313,7 +4318,7 @@
         <w:ind w:left="2520" w:hanging="420"/>
       </w:pPr>
       <w:rPr>
-        <w:rFonts w:ascii="Wingdings" w:hAnsi="Wingdings" w:hint="default"/>
+        <w:rFonts w:hint="default" w:ascii="Wingdings" w:hAnsi="Wingdings"/>
       </w:rPr>
     </w:lvl>
     <w:lvl w:ilvl="6" w:tplc="04090001" w:tentative="1">
@@ -4325,7 +4330,7 @@
         <w:ind w:left="2940" w:hanging="420"/>
       </w:pPr>
       <w:rPr>
-        <w:rFonts w:ascii="Wingdings" w:hAnsi="Wingdings" w:hint="default"/>
+        <w:rFonts w:hint="default" w:ascii="Wingdings" w:hAnsi="Wingdings"/>
       </w:rPr>
     </w:lvl>
     <w:lvl w:ilvl="7" w:tplc="0409000B" w:tentative="1">
@@ -4337,7 +4342,7 @@
         <w:ind w:left="3360" w:hanging="420"/>
       </w:pPr>
       <w:rPr>
-        <w:rFonts w:ascii="Wingdings" w:hAnsi="Wingdings" w:hint="default"/>
+        <w:rFonts w:hint="default" w:ascii="Wingdings" w:hAnsi="Wingdings"/>
       </w:rPr>
     </w:lvl>
     <w:lvl w:ilvl="8" w:tplc="0409000D" w:tentative="1">
@@ -4349,7 +4354,7 @@
         <w:ind w:left="3780" w:hanging="420"/>
       </w:pPr>
       <w:rPr>
-        <w:rFonts w:ascii="Wingdings" w:hAnsi="Wingdings" w:hint="default"/>
+        <w:rFonts w:hint="default" w:ascii="Wingdings" w:hAnsi="Wingdings"/>
       </w:rPr>
     </w:lvl>
   </w:abstractNum>
@@ -5172,11 +5177,11 @@
 </file>
 
 <file path=word/styles.xml><?xml version="1.0" encoding="utf-8"?>
-<w:styles xmlns:mc="http://schemas.openxmlformats.org/markup-compatibility/2006" xmlns:r="http://schemas.openxmlformats.org/officeDocument/2006/relationships" xmlns:w="http://schemas.openxmlformats.org/wordprocessingml/2006/main" xmlns:w14="http://schemas.microsoft.com/office/word/2010/wordml" xmlns:w15="http://schemas.microsoft.com/office/word/2012/wordml" xmlns:w16se="http://schemas.microsoft.com/office/word/2015/wordml/symex" mc:Ignorable="w14 w15 w16se">
+<w:styles xmlns:wp14="http://schemas.microsoft.com/office/word/2010/wordprocessingDrawing" xmlns:mc="http://schemas.openxmlformats.org/markup-compatibility/2006" xmlns:r="http://schemas.openxmlformats.org/officeDocument/2006/relationships" xmlns:w="http://schemas.openxmlformats.org/wordprocessingml/2006/main" xmlns:w14="http://schemas.microsoft.com/office/word/2010/wordml" xmlns:w15="http://schemas.microsoft.com/office/word/2012/wordml" xmlns:w16se="http://schemas.microsoft.com/office/word/2015/wordml/symex" mc:Ignorable="w14 w15 w16se wp14">
   <w:docDefaults>
     <w:rPrDefault>
       <w:rPr>
-        <w:rFonts w:asciiTheme="minorHAnsi" w:eastAsiaTheme="minorEastAsia" w:hAnsiTheme="minorHAnsi" w:cstheme="minorBidi"/>
+        <w:rFonts w:asciiTheme="minorHAnsi" w:hAnsiTheme="minorHAnsi" w:eastAsiaTheme="minorEastAsia" w:cstheme="minorBidi"/>
         <w:sz w:val="24"/>
         <w:szCs w:val="24"/>
         <w:lang w:val="en-US" w:eastAsia="en-US" w:bidi="ar-SA"/>
@@ -5210,7 +5215,7 @@
     <w:lsdException w:name="footnote text" w:semiHidden="1" w:unhideWhenUsed="1"/>
     <w:lsdException w:name="annotation text" w:semiHidden="1" w:unhideWhenUsed="1"/>
     <w:lsdException w:name="header" w:semiHidden="1" w:unhideWhenUsed="1"/>
-    <w:lsdException w:name="footer" w:semiHidden="1" w:uiPriority="99" w:unhideWhenUsed="1"/>
+    <w:lsdException w:name="footer" w:uiPriority="99" w:semiHidden="1" w:unhideWhenUsed="1"/>
     <w:lsdException w:name="index heading" w:semiHidden="1" w:unhideWhenUsed="1"/>
     <w:lsdException w:name="caption" w:semiHidden="1" w:unhideWhenUsed="1"/>
     <w:lsdException w:name="table of figures" w:semiHidden="1" w:unhideWhenUsed="1"/>
@@ -5520,7 +5525,7 @@
     <w:lsdException w:name="List Table 6 Colorful Accent 6" w:uiPriority="51"/>
     <w:lsdException w:name="List Table 7 Colorful Accent 6" w:uiPriority="52"/>
   </w:latentStyles>
-  <w:style w:type="paragraph" w:default="1" w:styleId="a">
+  <w:style w:type="paragraph" w:styleId="a" w:default="1">
     <w:name w:val="Normal"/>
     <w:qFormat/>
     <w:rsid w:val="004D48C0"/>
@@ -5546,7 +5551,7 @@
       <w:outlineLvl w:val="0"/>
     </w:pPr>
     <w:rPr>
-      <w:rFonts w:asciiTheme="majorHAnsi" w:eastAsiaTheme="majorEastAsia" w:hAnsiTheme="majorHAnsi" w:cstheme="majorBidi"/>
+      <w:rFonts w:asciiTheme="majorHAnsi" w:hAnsiTheme="majorHAnsi" w:eastAsiaTheme="majorEastAsia" w:cstheme="majorBidi"/>
       <w:b/>
       <w:bCs/>
       <w:color w:val="345A8A" w:themeColor="accent1" w:themeShade="B5"/>
@@ -5568,7 +5573,7 @@
       <w:outlineLvl w:val="1"/>
     </w:pPr>
     <w:rPr>
-      <w:rFonts w:asciiTheme="majorHAnsi" w:eastAsiaTheme="majorEastAsia" w:hAnsiTheme="majorHAnsi" w:cstheme="majorBidi"/>
+      <w:rFonts w:asciiTheme="majorHAnsi" w:hAnsiTheme="majorHAnsi" w:eastAsiaTheme="majorEastAsia" w:cstheme="majorBidi"/>
       <w:b/>
       <w:bCs/>
       <w:color w:val="4F81BD" w:themeColor="accent1"/>
@@ -5590,7 +5595,7 @@
       <w:outlineLvl w:val="2"/>
     </w:pPr>
     <w:rPr>
-      <w:rFonts w:asciiTheme="majorHAnsi" w:eastAsiaTheme="majorEastAsia" w:hAnsiTheme="majorHAnsi" w:cstheme="majorBidi"/>
+      <w:rFonts w:asciiTheme="majorHAnsi" w:hAnsiTheme="majorHAnsi" w:eastAsiaTheme="majorEastAsia" w:cstheme="majorBidi"/>
       <w:b/>
       <w:bCs/>
       <w:color w:val="4F81BD" w:themeColor="accent1"/>
@@ -5612,7 +5617,7 @@
       <w:outlineLvl w:val="3"/>
     </w:pPr>
     <w:rPr>
-      <w:rFonts w:asciiTheme="majorHAnsi" w:eastAsiaTheme="majorEastAsia" w:hAnsiTheme="majorHAnsi" w:cstheme="majorBidi"/>
+      <w:rFonts w:asciiTheme="majorHAnsi" w:hAnsiTheme="majorHAnsi" w:eastAsiaTheme="majorEastAsia" w:cstheme="majorBidi"/>
       <w:b/>
       <w:bCs/>
       <w:color w:val="4F81BD" w:themeColor="accent1"/>
@@ -5633,7 +5638,7 @@
       <w:outlineLvl w:val="4"/>
     </w:pPr>
     <w:rPr>
-      <w:rFonts w:asciiTheme="majorHAnsi" w:eastAsiaTheme="majorEastAsia" w:hAnsiTheme="majorHAnsi" w:cstheme="majorBidi"/>
+      <w:rFonts w:asciiTheme="majorHAnsi" w:hAnsiTheme="majorHAnsi" w:eastAsiaTheme="majorEastAsia" w:cstheme="majorBidi"/>
       <w:i/>
       <w:iCs/>
       <w:color w:val="4F81BD" w:themeColor="accent1"/>
@@ -5654,7 +5659,7 @@
       <w:outlineLvl w:val="5"/>
     </w:pPr>
     <w:rPr>
-      <w:rFonts w:asciiTheme="majorHAnsi" w:eastAsiaTheme="majorEastAsia" w:hAnsiTheme="majorHAnsi" w:cstheme="majorBidi"/>
+      <w:rFonts w:asciiTheme="majorHAnsi" w:hAnsiTheme="majorHAnsi" w:eastAsiaTheme="majorEastAsia" w:cstheme="majorBidi"/>
       <w:color w:val="4F81BD" w:themeColor="accent1"/>
       <w:sz w:val="24"/>
     </w:rPr>
@@ -5673,7 +5678,7 @@
       <w:outlineLvl w:val="6"/>
     </w:pPr>
     <w:rPr>
-      <w:rFonts w:asciiTheme="majorHAnsi" w:eastAsiaTheme="majorEastAsia" w:hAnsiTheme="majorHAnsi" w:cstheme="majorBidi"/>
+      <w:rFonts w:asciiTheme="majorHAnsi" w:hAnsiTheme="majorHAnsi" w:eastAsiaTheme="majorEastAsia" w:cstheme="majorBidi"/>
       <w:color w:val="4F81BD" w:themeColor="accent1"/>
       <w:sz w:val="24"/>
     </w:rPr>
@@ -5692,7 +5697,7 @@
       <w:outlineLvl w:val="7"/>
     </w:pPr>
     <w:rPr>
-      <w:rFonts w:asciiTheme="majorHAnsi" w:eastAsiaTheme="majorEastAsia" w:hAnsiTheme="majorHAnsi" w:cstheme="majorBidi"/>
+      <w:rFonts w:asciiTheme="majorHAnsi" w:hAnsiTheme="majorHAnsi" w:eastAsiaTheme="majorEastAsia" w:cstheme="majorBidi"/>
       <w:color w:val="4F81BD" w:themeColor="accent1"/>
       <w:sz w:val="24"/>
     </w:rPr>
@@ -5711,18 +5716,18 @@
       <w:outlineLvl w:val="8"/>
     </w:pPr>
     <w:rPr>
-      <w:rFonts w:asciiTheme="majorHAnsi" w:eastAsiaTheme="majorEastAsia" w:hAnsiTheme="majorHAnsi" w:cstheme="majorBidi"/>
+      <w:rFonts w:asciiTheme="majorHAnsi" w:hAnsiTheme="majorHAnsi" w:eastAsiaTheme="majorEastAsia" w:cstheme="majorBidi"/>
       <w:color w:val="4F81BD" w:themeColor="accent1"/>
       <w:sz w:val="24"/>
     </w:rPr>
   </w:style>
-  <w:style w:type="character" w:default="1" w:styleId="a1">
+  <w:style w:type="character" w:styleId="a1" w:default="1">
     <w:name w:val="Default Paragraph Font"/>
     <w:uiPriority w:val="1"/>
     <w:semiHidden/>
     <w:unhideWhenUsed/>
   </w:style>
-  <w:style w:type="table" w:default="1" w:styleId="a2">
+  <w:style w:type="table" w:styleId="a2" w:default="1">
     <w:name w:val="Normal Table"/>
     <w:uiPriority w:val="99"/>
     <w:semiHidden/>
@@ -5737,7 +5742,7 @@
       </w:tblCellMar>
     </w:tblPr>
   </w:style>
-  <w:style w:type="numbering" w:default="1" w:styleId="a3">
+  <w:style w:type="numbering" w:styleId="a3" w:default="1">
     <w:name w:val="No List"/>
     <w:uiPriority w:val="99"/>
     <w:semiHidden/>
@@ -5749,13 +5754,13 @@
     <w:qFormat/>
     <w:rsid w:val="004D48C0"/>
   </w:style>
-  <w:style w:type="paragraph" w:customStyle="1" w:styleId="FirstParagraph">
+  <w:style w:type="paragraph" w:styleId="FirstParagraph" w:customStyle="1">
     <w:name w:val="First Paragraph"/>
     <w:basedOn w:val="a0"/>
     <w:next w:val="a0"/>
     <w:qFormat/>
   </w:style>
-  <w:style w:type="paragraph" w:customStyle="1" w:styleId="Compact">
+  <w:style w:type="paragraph" w:styleId="Compact" w:customStyle="1">
     <w:name w:val="Compact"/>
     <w:basedOn w:val="a0"/>
     <w:qFormat/>
@@ -5775,7 +5780,7 @@
       <w:jc w:val="center"/>
     </w:pPr>
     <w:rPr>
-      <w:rFonts w:asciiTheme="majorHAnsi" w:eastAsiaTheme="majorEastAsia" w:hAnsiTheme="majorHAnsi" w:cstheme="majorBidi"/>
+      <w:rFonts w:asciiTheme="majorHAnsi" w:hAnsiTheme="majorHAnsi" w:eastAsiaTheme="majorEastAsia" w:cstheme="majorBidi"/>
       <w:b/>
       <w:bCs/>
       <w:color w:val="345A8A" w:themeColor="accent1" w:themeShade="B5"/>
@@ -5796,7 +5801,7 @@
       <w:szCs w:val="30"/>
     </w:rPr>
   </w:style>
-  <w:style w:type="paragraph" w:customStyle="1" w:styleId="Author">
+  <w:style w:type="paragraph" w:styleId="Author" w:customStyle="1">
     <w:name w:val="Author"/>
     <w:next w:val="a0"/>
     <w:qFormat/>
@@ -5816,7 +5821,7 @@
       <w:jc w:val="center"/>
     </w:pPr>
   </w:style>
-  <w:style w:type="paragraph" w:customStyle="1" w:styleId="Abstract">
+  <w:style w:type="paragraph" w:styleId="Abstract" w:customStyle="1">
     <w:name w:val="Abstract"/>
     <w:basedOn w:val="a"/>
     <w:next w:val="a0"/>
@@ -5847,7 +5852,7 @@
       <w:spacing w:before="100" w:after="100"/>
     </w:pPr>
     <w:rPr>
-      <w:rFonts w:asciiTheme="majorHAnsi" w:eastAsiaTheme="majorEastAsia" w:hAnsiTheme="majorHAnsi" w:cstheme="majorBidi"/>
+      <w:rFonts w:asciiTheme="majorHAnsi" w:hAnsiTheme="majorHAnsi" w:eastAsiaTheme="majorEastAsia" w:cstheme="majorBidi"/>
       <w:bCs/>
       <w:sz w:val="20"/>
       <w:szCs w:val="20"/>
@@ -5860,7 +5865,7 @@
     <w:unhideWhenUsed/>
     <w:qFormat/>
   </w:style>
-  <w:style w:type="table" w:customStyle="1" w:styleId="Table">
+  <w:style w:type="table" w:styleId="Table" w:customStyle="1">
     <w:name w:val="Table"/>
     <w:semiHidden/>
     <w:unhideWhenUsed/>
@@ -5875,7 +5880,7 @@
       </w:tblCellMar>
     </w:tblPr>
   </w:style>
-  <w:style w:type="paragraph" w:customStyle="1" w:styleId="DefinitionTerm">
+  <w:style w:type="paragraph" w:styleId="DefinitionTerm" w:customStyle="1">
     <w:name w:val="Definition Term"/>
     <w:basedOn w:val="a"/>
     <w:next w:val="Definition"/>
@@ -5888,7 +5893,7 @@
       <w:b/>
     </w:rPr>
   </w:style>
-  <w:style w:type="paragraph" w:customStyle="1" w:styleId="Definition">
+  <w:style w:type="paragraph" w:styleId="Definition" w:customStyle="1">
     <w:name w:val="Definition"/>
     <w:basedOn w:val="a"/>
   </w:style>
@@ -5900,34 +5905,34 @@
       <w:i/>
     </w:rPr>
   </w:style>
-  <w:style w:type="paragraph" w:customStyle="1" w:styleId="TableCaption">
+  <w:style w:type="paragraph" w:styleId="TableCaption" w:customStyle="1">
     <w:name w:val="Table Caption"/>
     <w:basedOn w:val="aa"/>
     <w:pPr>
       <w:keepNext/>
     </w:pPr>
   </w:style>
-  <w:style w:type="paragraph" w:customStyle="1" w:styleId="ImageCaption">
+  <w:style w:type="paragraph" w:styleId="ImageCaption" w:customStyle="1">
     <w:name w:val="Image Caption"/>
     <w:basedOn w:val="aa"/>
   </w:style>
-  <w:style w:type="paragraph" w:customStyle="1" w:styleId="Figure">
+  <w:style w:type="paragraph" w:styleId="Figure" w:customStyle="1">
     <w:name w:val="Figure"/>
     <w:basedOn w:val="a"/>
   </w:style>
-  <w:style w:type="paragraph" w:customStyle="1" w:styleId="CaptionedFigure">
+  <w:style w:type="paragraph" w:styleId="CaptionedFigure" w:customStyle="1">
     <w:name w:val="Captioned Figure"/>
     <w:basedOn w:val="Figure"/>
     <w:pPr>
       <w:keepNext/>
     </w:pPr>
   </w:style>
-  <w:style w:type="character" w:customStyle="1" w:styleId="ab">
+  <w:style w:type="character" w:styleId="ab" w:customStyle="1">
     <w:name w:val="図表番号 (文字)"/>
     <w:basedOn w:val="a1"/>
     <w:link w:val="aa"/>
   </w:style>
-  <w:style w:type="character" w:customStyle="1" w:styleId="VerbatimChar">
+  <w:style w:type="character" w:styleId="VerbatimChar" w:customStyle="1">
     <w:name w:val="Verbatim Char"/>
     <w:basedOn w:val="ab"/>
     <w:link w:val="SourceCode"/>
@@ -5967,7 +5972,7 @@
       <w:color w:val="365F91" w:themeColor="accent1" w:themeShade="BF"/>
     </w:rPr>
   </w:style>
-  <w:style w:type="paragraph" w:customStyle="1" w:styleId="SourceCode">
+  <w:style w:type="paragraph" w:styleId="SourceCode" w:customStyle="1">
     <w:name w:val="Source Code"/>
     <w:basedOn w:val="a"/>
     <w:link w:val="VerbatimChar"/>
@@ -5975,7 +5980,7 @@
       <w:wordWrap w:val="0"/>
     </w:pPr>
   </w:style>
-  <w:style w:type="character" w:customStyle="1" w:styleId="KeywordTok">
+  <w:style w:type="character" w:styleId="KeywordTok" w:customStyle="1">
     <w:name w:val="KeywordTok"/>
     <w:basedOn w:val="VerbatimChar"/>
     <w:rPr>
@@ -5985,7 +5990,7 @@
       <w:sz w:val="22"/>
     </w:rPr>
   </w:style>
-  <w:style w:type="character" w:customStyle="1" w:styleId="DataTypeTok">
+  <w:style w:type="character" w:styleId="DataTypeTok" w:customStyle="1">
     <w:name w:val="DataTypeTok"/>
     <w:basedOn w:val="VerbatimChar"/>
     <w:rPr>
@@ -5994,7 +5999,7 @@
       <w:sz w:val="22"/>
     </w:rPr>
   </w:style>
-  <w:style w:type="character" w:customStyle="1" w:styleId="DecValTok">
+  <w:style w:type="character" w:styleId="DecValTok" w:customStyle="1">
     <w:name w:val="DecValTok"/>
     <w:basedOn w:val="VerbatimChar"/>
     <w:rPr>
@@ -6003,7 +6008,7 @@
       <w:sz w:val="22"/>
     </w:rPr>
   </w:style>
-  <w:style w:type="character" w:customStyle="1" w:styleId="BaseNTok">
+  <w:style w:type="character" w:styleId="BaseNTok" w:customStyle="1">
     <w:name w:val="BaseNTok"/>
     <w:basedOn w:val="VerbatimChar"/>
     <w:rPr>
@@ -6012,7 +6017,7 @@
       <w:sz w:val="22"/>
     </w:rPr>
   </w:style>
-  <w:style w:type="character" w:customStyle="1" w:styleId="FloatTok">
+  <w:style w:type="character" w:styleId="FloatTok" w:customStyle="1">
     <w:name w:val="FloatTok"/>
     <w:basedOn w:val="VerbatimChar"/>
     <w:rPr>
@@ -6021,7 +6026,7 @@
       <w:sz w:val="22"/>
     </w:rPr>
   </w:style>
-  <w:style w:type="character" w:customStyle="1" w:styleId="ConstantTok">
+  <w:style w:type="character" w:styleId="ConstantTok" w:customStyle="1">
     <w:name w:val="ConstantTok"/>
     <w:basedOn w:val="VerbatimChar"/>
     <w:rPr>
@@ -6030,7 +6035,7 @@
       <w:sz w:val="22"/>
     </w:rPr>
   </w:style>
-  <w:style w:type="character" w:customStyle="1" w:styleId="CharTok">
+  <w:style w:type="character" w:styleId="CharTok" w:customStyle="1">
     <w:name w:val="CharTok"/>
     <w:basedOn w:val="VerbatimChar"/>
     <w:rPr>
@@ -6039,7 +6044,7 @@
       <w:sz w:val="22"/>
     </w:rPr>
   </w:style>
-  <w:style w:type="character" w:customStyle="1" w:styleId="SpecialCharTok">
+  <w:style w:type="character" w:styleId="SpecialCharTok" w:customStyle="1">
     <w:name w:val="SpecialCharTok"/>
     <w:basedOn w:val="VerbatimChar"/>
     <w:rPr>
@@ -6048,7 +6053,7 @@
       <w:sz w:val="22"/>
     </w:rPr>
   </w:style>
-  <w:style w:type="character" w:customStyle="1" w:styleId="StringTok">
+  <w:style w:type="character" w:styleId="StringTok" w:customStyle="1">
     <w:name w:val="StringTok"/>
     <w:basedOn w:val="VerbatimChar"/>
     <w:rPr>
@@ -6057,7 +6062,7 @@
       <w:sz w:val="22"/>
     </w:rPr>
   </w:style>
-  <w:style w:type="character" w:customStyle="1" w:styleId="VerbatimStringTok">
+  <w:style w:type="character" w:styleId="VerbatimStringTok" w:customStyle="1">
     <w:name w:val="VerbatimStringTok"/>
     <w:basedOn w:val="VerbatimChar"/>
     <w:rPr>
@@ -6066,7 +6071,7 @@
       <w:sz w:val="22"/>
     </w:rPr>
   </w:style>
-  <w:style w:type="character" w:customStyle="1" w:styleId="SpecialStringTok">
+  <w:style w:type="character" w:styleId="SpecialStringTok" w:customStyle="1">
     <w:name w:val="SpecialStringTok"/>
     <w:basedOn w:val="VerbatimChar"/>
     <w:rPr>
@@ -6075,7 +6080,7 @@
       <w:sz w:val="22"/>
     </w:rPr>
   </w:style>
-  <w:style w:type="character" w:customStyle="1" w:styleId="ImportTok">
+  <w:style w:type="character" w:styleId="ImportTok" w:customStyle="1">
     <w:name w:val="ImportTok"/>
     <w:basedOn w:val="VerbatimChar"/>
     <w:rPr>
@@ -6083,7 +6088,7 @@
       <w:sz w:val="22"/>
     </w:rPr>
   </w:style>
-  <w:style w:type="character" w:customStyle="1" w:styleId="CommentTok">
+  <w:style w:type="character" w:styleId="CommentTok" w:customStyle="1">
     <w:name w:val="CommentTok"/>
     <w:basedOn w:val="VerbatimChar"/>
     <w:rPr>
@@ -6093,7 +6098,7 @@
       <w:sz w:val="22"/>
     </w:rPr>
   </w:style>
-  <w:style w:type="character" w:customStyle="1" w:styleId="DocumentationTok">
+  <w:style w:type="character" w:styleId="DocumentationTok" w:customStyle="1">
     <w:name w:val="DocumentationTok"/>
     <w:basedOn w:val="VerbatimChar"/>
     <w:rPr>
@@ -6103,7 +6108,7 @@
       <w:sz w:val="22"/>
     </w:rPr>
   </w:style>
-  <w:style w:type="character" w:customStyle="1" w:styleId="AnnotationTok">
+  <w:style w:type="character" w:styleId="AnnotationTok" w:customStyle="1">
     <w:name w:val="AnnotationTok"/>
     <w:basedOn w:val="VerbatimChar"/>
     <w:rPr>
@@ -6114,7 +6119,7 @@
       <w:sz w:val="22"/>
     </w:rPr>
   </w:style>
-  <w:style w:type="character" w:customStyle="1" w:styleId="CommentVarTok">
+  <w:style w:type="character" w:styleId="CommentVarTok" w:customStyle="1">
     <w:name w:val="CommentVarTok"/>
     <w:basedOn w:val="VerbatimChar"/>
     <w:rPr>
@@ -6125,7 +6130,7 @@
       <w:sz w:val="22"/>
     </w:rPr>
   </w:style>
-  <w:style w:type="character" w:customStyle="1" w:styleId="OtherTok">
+  <w:style w:type="character" w:styleId="OtherTok" w:customStyle="1">
     <w:name w:val="OtherTok"/>
     <w:basedOn w:val="VerbatimChar"/>
     <w:rPr>
@@ -6134,7 +6139,7 @@
       <w:sz w:val="22"/>
     </w:rPr>
   </w:style>
-  <w:style w:type="character" w:customStyle="1" w:styleId="FunctionTok">
+  <w:style w:type="character" w:styleId="FunctionTok" w:customStyle="1">
     <w:name w:val="FunctionTok"/>
     <w:basedOn w:val="VerbatimChar"/>
     <w:rPr>
@@ -6143,7 +6148,7 @@
       <w:sz w:val="22"/>
     </w:rPr>
   </w:style>
-  <w:style w:type="character" w:customStyle="1" w:styleId="VariableTok">
+  <w:style w:type="character" w:styleId="VariableTok" w:customStyle="1">
     <w:name w:val="VariableTok"/>
     <w:basedOn w:val="VerbatimChar"/>
     <w:rPr>
@@ -6152,7 +6157,7 @@
       <w:sz w:val="22"/>
     </w:rPr>
   </w:style>
-  <w:style w:type="character" w:customStyle="1" w:styleId="ControlFlowTok">
+  <w:style w:type="character" w:styleId="ControlFlowTok" w:customStyle="1">
     <w:name w:val="ControlFlowTok"/>
     <w:basedOn w:val="VerbatimChar"/>
     <w:rPr>
@@ -6162,7 +6167,7 @@
       <w:sz w:val="22"/>
     </w:rPr>
   </w:style>
-  <w:style w:type="character" w:customStyle="1" w:styleId="OperatorTok">
+  <w:style w:type="character" w:styleId="OperatorTok" w:customStyle="1">
     <w:name w:val="OperatorTok"/>
     <w:basedOn w:val="VerbatimChar"/>
     <w:rPr>
@@ -6171,7 +6176,7 @@
       <w:sz w:val="22"/>
     </w:rPr>
   </w:style>
-  <w:style w:type="character" w:customStyle="1" w:styleId="BuiltInTok">
+  <w:style w:type="character" w:styleId="BuiltInTok" w:customStyle="1">
     <w:name w:val="BuiltInTok"/>
     <w:basedOn w:val="VerbatimChar"/>
     <w:rPr>
@@ -6179,7 +6184,7 @@
       <w:sz w:val="22"/>
     </w:rPr>
   </w:style>
-  <w:style w:type="character" w:customStyle="1" w:styleId="ExtensionTok">
+  <w:style w:type="character" w:styleId="ExtensionTok" w:customStyle="1">
     <w:name w:val="ExtensionTok"/>
     <w:basedOn w:val="VerbatimChar"/>
     <w:rPr>
@@ -6187,7 +6192,7 @@
       <w:sz w:val="22"/>
     </w:rPr>
   </w:style>
-  <w:style w:type="character" w:customStyle="1" w:styleId="PreprocessorTok">
+  <w:style w:type="character" w:styleId="PreprocessorTok" w:customStyle="1">
     <w:name w:val="PreprocessorTok"/>
     <w:basedOn w:val="VerbatimChar"/>
     <w:rPr>
@@ -6196,7 +6201,7 @@
       <w:sz w:val="22"/>
     </w:rPr>
   </w:style>
-  <w:style w:type="character" w:customStyle="1" w:styleId="AttributeTok">
+  <w:style w:type="character" w:styleId="AttributeTok" w:customStyle="1">
     <w:name w:val="AttributeTok"/>
     <w:basedOn w:val="VerbatimChar"/>
     <w:rPr>
@@ -6205,7 +6210,7 @@
       <w:sz w:val="22"/>
     </w:rPr>
   </w:style>
-  <w:style w:type="character" w:customStyle="1" w:styleId="RegionMarkerTok">
+  <w:style w:type="character" w:styleId="RegionMarkerTok" w:customStyle="1">
     <w:name w:val="RegionMarkerTok"/>
     <w:basedOn w:val="VerbatimChar"/>
     <w:rPr>
@@ -6213,7 +6218,7 @@
       <w:sz w:val="22"/>
     </w:rPr>
   </w:style>
-  <w:style w:type="character" w:customStyle="1" w:styleId="InformationTok">
+  <w:style w:type="character" w:styleId="InformationTok" w:customStyle="1">
     <w:name w:val="InformationTok"/>
     <w:basedOn w:val="VerbatimChar"/>
     <w:rPr>
@@ -6224,7 +6229,7 @@
       <w:sz w:val="22"/>
     </w:rPr>
   </w:style>
-  <w:style w:type="character" w:customStyle="1" w:styleId="WarningTok">
+  <w:style w:type="character" w:styleId="WarningTok" w:customStyle="1">
     <w:name w:val="WarningTok"/>
     <w:basedOn w:val="VerbatimChar"/>
     <w:rPr>
@@ -6235,7 +6240,7 @@
       <w:sz w:val="22"/>
     </w:rPr>
   </w:style>
-  <w:style w:type="character" w:customStyle="1" w:styleId="AlertTok">
+  <w:style w:type="character" w:styleId="AlertTok" w:customStyle="1">
     <w:name w:val="AlertTok"/>
     <w:basedOn w:val="VerbatimChar"/>
     <w:rPr>
@@ -6245,7 +6250,7 @@
       <w:sz w:val="22"/>
     </w:rPr>
   </w:style>
-  <w:style w:type="character" w:customStyle="1" w:styleId="ErrorTok">
+  <w:style w:type="character" w:styleId="ErrorTok" w:customStyle="1">
     <w:name w:val="ErrorTok"/>
     <w:basedOn w:val="VerbatimChar"/>
     <w:rPr>
@@ -6255,7 +6260,7 @@
       <w:sz w:val="22"/>
     </w:rPr>
   </w:style>
-  <w:style w:type="character" w:customStyle="1" w:styleId="NormalTok">
+  <w:style w:type="character" w:styleId="NormalTok" w:customStyle="1">
     <w:name w:val="NormalTok"/>
     <w:basedOn w:val="VerbatimChar"/>
     <w:rPr>
@@ -6276,7 +6281,7 @@
       </w:tabs>
     </w:pPr>
   </w:style>
-  <w:style w:type="character" w:customStyle="1" w:styleId="af0">
+  <w:style w:type="character" w:styleId="af0" w:customStyle="1">
     <w:name w:val="ヘッダー (文字)"/>
     <w:basedOn w:val="a1"/>
     <w:link w:val="af"/>
@@ -6296,7 +6301,7 @@
       </w:tabs>
     </w:pPr>
   </w:style>
-  <w:style w:type="character" w:customStyle="1" w:styleId="af2">
+  <w:style w:type="character" w:styleId="af2" w:customStyle="1">
     <w:name w:val="フッター (文字)"/>
     <w:basedOn w:val="a1"/>
     <w:link w:val="af1"/>
@@ -6312,12 +6317,12 @@
     </w:pPr>
     <w:tblPr>
       <w:tblBorders>
-        <w:top w:val="single" w:sz="4" w:space="0" w:color="auto"/>
-        <w:left w:val="single" w:sz="4" w:space="0" w:color="auto"/>
-        <w:bottom w:val="single" w:sz="4" w:space="0" w:color="auto"/>
-        <w:right w:val="single" w:sz="4" w:space="0" w:color="auto"/>
-        <w:insideH w:val="single" w:sz="4" w:space="0" w:color="auto"/>
-        <w:insideV w:val="single" w:sz="4" w:space="0" w:color="auto"/>
+        <w:top w:val="single" w:color="auto" w:sz="4" w:space="0"/>
+        <w:left w:val="single" w:color="auto" w:sz="4" w:space="0"/>
+        <w:bottom w:val="single" w:color="auto" w:sz="4" w:space="0"/>
+        <w:right w:val="single" w:color="auto" w:sz="4" w:space="0"/>
+        <w:insideH w:val="single" w:color="auto" w:sz="4" w:space="0"/>
+        <w:insideV w:val="single" w:color="auto" w:sz="4" w:space="0"/>
       </w:tblBorders>
     </w:tblPr>
   </w:style>
